--- a/docs/ux/usability-testing-plan.docx
+++ b/docs/ux/usability-testing-plan.docx
@@ -60,9 +60,214 @@
         </w:p>
       </w:sdtContent>
     </w:sdt>
+    <w:tbl>
+      <w:tblPr>
+        <w:tblStyle w:val="Table"/>
+        <w:tblW w:type="pct" w:w="5000"/>
+        <w:tblLook w:firstRow="1" w:lastRow="0" w:firstColumn="0" w:lastColumn="0" w:noHBand="0" w:noVBand="0" w:val="0020"/>
+        <w:jc w:val="start"/>
+      </w:tblPr>
+      <w:tblGrid>
+        <w:gridCol w:w="1584"/>
+        <w:gridCol w:w="1584"/>
+        <w:gridCol w:w="1584"/>
+        <w:gridCol w:w="1584"/>
+        <w:gridCol w:w="1584"/>
+      </w:tblGrid>
+      <w:tr>
+        <w:trPr>
+          <w:tblHeader w:val="true"/>
+          <w:tblHeader w:val="true"/>
+        </w:trPr>
+        <w:tc>
+          <w:tcPr>
+            <w:shd w:val="clear" w:color="auto" w:fill="213368"/>
+          </w:tcPr>
+          <w:p>
+            <w:pPr>
+              <w:pStyle w:val="Compact"/>
+              <w:spacing w:before="20" w:after="20"/>
+              <w:jc w:val="left"/>
+            </w:pPr>
+            <w:r>
+              <w:rPr>
+                <w:b/>
+                <w:color w:val="FFFFFF"/>
+                <w:sz w:val="17"/>
+              </w:rPr>
+              <w:t xml:space="preserve">Document</w:t>
+            </w:r>
+          </w:p>
+        </w:tc>
+        <w:tc>
+          <w:tcPr>
+            <w:shd w:val="clear" w:color="auto" w:fill="213368"/>
+          </w:tcPr>
+          <w:p>
+            <w:pPr>
+              <w:pStyle w:val="Compact"/>
+              <w:spacing w:before="20" w:after="20"/>
+              <w:jc w:val="left"/>
+            </w:pPr>
+            <w:r>
+              <w:rPr>
+                <w:b/>
+                <w:color w:val="FFFFFF"/>
+                <w:sz w:val="17"/>
+              </w:rPr>
+              <w:t xml:space="preserve">Version</w:t>
+            </w:r>
+          </w:p>
+        </w:tc>
+        <w:tc>
+          <w:tcPr>
+            <w:shd w:val="clear" w:color="auto" w:fill="213368"/>
+          </w:tcPr>
+          <w:p>
+            <w:pPr>
+              <w:pStyle w:val="Compact"/>
+              <w:spacing w:before="20" w:after="20"/>
+              <w:jc w:val="left"/>
+            </w:pPr>
+            <w:r>
+              <w:rPr>
+                <w:b/>
+                <w:color w:val="FFFFFF"/>
+                <w:sz w:val="17"/>
+              </w:rPr>
+              <w:t xml:space="preserve">Date</w:t>
+            </w:r>
+          </w:p>
+        </w:tc>
+        <w:tc>
+          <w:tcPr>
+            <w:shd w:val="clear" w:color="auto" w:fill="213368"/>
+          </w:tcPr>
+          <w:p>
+            <w:pPr>
+              <w:pStyle w:val="Compact"/>
+              <w:spacing w:before="20" w:after="20"/>
+              <w:jc w:val="left"/>
+            </w:pPr>
+            <w:r>
+              <w:rPr>
+                <w:b/>
+                <w:color w:val="FFFFFF"/>
+                <w:sz w:val="17"/>
+              </w:rPr>
+              <w:t xml:space="preserve">Owner</w:t>
+            </w:r>
+          </w:p>
+        </w:tc>
+        <w:tc>
+          <w:tcPr>
+            <w:shd w:val="clear" w:color="auto" w:fill="213368"/>
+          </w:tcPr>
+          <w:p>
+            <w:pPr>
+              <w:pStyle w:val="Compact"/>
+              <w:spacing w:before="20" w:after="20"/>
+              <w:jc w:val="left"/>
+            </w:pPr>
+            <w:r>
+              <w:rPr>
+                <w:b/>
+                <w:color w:val="FFFFFF"/>
+                <w:sz w:val="17"/>
+              </w:rPr>
+              <w:t xml:space="preserve">Status</w:t>
+            </w:r>
+          </w:p>
+        </w:tc>
+      </w:tr>
+      <w:tr>
+        <w:tc>
+          <w:tcPr/>
+          <w:p>
+            <w:pPr>
+              <w:pStyle w:val="Compact"/>
+              <w:spacing w:before="20" w:after="20"/>
+              <w:jc w:val="left"/>
+            </w:pPr>
+            <w:r>
+              <w:rPr>
+                <w:sz w:val="17"/>
+              </w:rPr>
+              <w:t xml:space="preserve">Usability Testing Plan</w:t>
+            </w:r>
+          </w:p>
+        </w:tc>
+        <w:tc>
+          <w:tcPr>
+            <w:noWrap/>
+          </w:tcPr>
+          <w:p>
+            <w:pPr>
+              <w:pStyle w:val="Compact"/>
+              <w:spacing w:before="20" w:after="20"/>
+              <w:jc w:val="left"/>
+            </w:pPr>
+            <w:r>
+              <w:rPr>
+                <w:sz w:val="17"/>
+              </w:rPr>
+              <w:t xml:space="preserve">1.0</w:t>
+            </w:r>
+          </w:p>
+        </w:tc>
+        <w:tc>
+          <w:tcPr/>
+          <w:p>
+            <w:pPr>
+              <w:pStyle w:val="Compact"/>
+              <w:spacing w:before="20" w:after="20"/>
+              <w:jc w:val="left"/>
+            </w:pPr>
+            <w:r>
+              <w:rPr>
+                <w:sz w:val="17"/>
+              </w:rPr>
+              <w:t xml:space="preserve">07 October 2026</w:t>
+            </w:r>
+          </w:p>
+        </w:tc>
+        <w:tc>
+          <w:tcPr/>
+          <w:p>
+            <w:pPr>
+              <w:pStyle w:val="Compact"/>
+              <w:spacing w:before="20" w:after="20"/>
+              <w:jc w:val="left"/>
+            </w:pPr>
+            <w:r>
+              <w:rPr>
+                <w:sz w:val="17"/>
+              </w:rPr>
+              <w:t xml:space="preserve">iorta TechNXT — UX Lead</w:t>
+            </w:r>
+          </w:p>
+        </w:tc>
+        <w:tc>
+          <w:tcPr/>
+          <w:p>
+            <w:pPr>
+              <w:pStyle w:val="Compact"/>
+              <w:spacing w:before="20" w:after="20"/>
+              <w:jc w:val="left"/>
+            </w:pPr>
+            <w:r>
+              <w:rPr>
+                <w:sz w:val="17"/>
+              </w:rPr>
+              <w:t xml:space="preserve">Issued for submission</w:t>
+            </w:r>
+          </w:p>
+        </w:tc>
+      </w:tr>
+    </w:tbl>
     <w:p>
       <w:pPr>
-        <w:pStyle w:val="FirstParagraph"/>
+        <w:pStyle w:val="BodyText"/>
       </w:pPr>
       <w:r>
         <w:rPr>
@@ -101,12 +306,14 @@
           <w:p>
             <w:pPr>
               <w:pStyle w:val="Compact"/>
+              <w:spacing w:before="20" w:after="20"/>
               <w:jc w:val="left"/>
             </w:pPr>
             <w:r>
               <w:rPr>
                 <w:b/>
                 <w:color w:val="FFFFFF"/>
+                <w:sz w:val="18"/>
               </w:rPr>
               <w:t xml:space="preserve">Item</w:t>
             </w:r>
@@ -119,12 +326,14 @@
           <w:p>
             <w:pPr>
               <w:pStyle w:val="Compact"/>
+              <w:spacing w:before="20" w:after="20"/>
               <w:jc w:val="left"/>
             </w:pPr>
             <w:r>
               <w:rPr>
                 <w:b/>
                 <w:color w:val="FFFFFF"/>
+                <w:sz w:val="18"/>
               </w:rPr>
               <w:t xml:space="preserve">Value</w:t>
             </w:r>
@@ -133,13 +342,19 @@
       </w:tr>
       <w:tr>
         <w:tc>
-          <w:tcPr/>
-          <w:p>
-            <w:pPr>
-              <w:pStyle w:val="Compact"/>
-              <w:jc w:val="left"/>
-            </w:pPr>
-            <w:r>
+          <w:tcPr>
+            <w:noWrap/>
+          </w:tcPr>
+          <w:p>
+            <w:pPr>
+              <w:pStyle w:val="Compact"/>
+              <w:spacing w:before="20" w:after="20"/>
+              <w:jc w:val="left"/>
+            </w:pPr>
+            <w:r>
+              <w:rPr>
+                <w:sz w:val="18"/>
+              </w:rPr>
               <w:t xml:space="preserve">Owner</w:t>
             </w:r>
           </w:p>
@@ -149,9 +364,13 @@
           <w:p>
             <w:pPr>
               <w:pStyle w:val="Compact"/>
-              <w:jc w:val="left"/>
-            </w:pPr>
-            <w:r>
+              <w:spacing w:before="20" w:after="20"/>
+              <w:jc w:val="left"/>
+            </w:pPr>
+            <w:r>
+              <w:rPr>
+                <w:sz w:val="18"/>
+              </w:rPr>
               <w:t xml:space="preserve">iorta TechNXT UX Lead</w:t>
             </w:r>
           </w:p>
@@ -159,13 +378,19 @@
       </w:tr>
       <w:tr>
         <w:tc>
-          <w:tcPr/>
-          <w:p>
-            <w:pPr>
-              <w:pStyle w:val="Compact"/>
-              <w:jc w:val="left"/>
-            </w:pPr>
-            <w:r>
+          <w:tcPr>
+            <w:noWrap/>
+          </w:tcPr>
+          <w:p>
+            <w:pPr>
+              <w:pStyle w:val="Compact"/>
+              <w:spacing w:before="20" w:after="20"/>
+              <w:jc w:val="left"/>
+            </w:pPr>
+            <w:r>
+              <w:rPr>
+                <w:sz w:val="18"/>
+              </w:rPr>
               <w:t xml:space="preserve">Co-owners</w:t>
             </w:r>
           </w:p>
@@ -175,9 +400,13 @@
           <w:p>
             <w:pPr>
               <w:pStyle w:val="Compact"/>
-              <w:jc w:val="left"/>
-            </w:pPr>
-            <w:r>
+              <w:spacing w:before="20" w:after="20"/>
+              <w:jc w:val="left"/>
+            </w:pPr>
+            <w:r>
+              <w:rPr>
+                <w:sz w:val="18"/>
+              </w:rPr>
               <w:t xml:space="preserve">TASCO Product Owner, VETC Product (customer app), VETC call-centre manager (agents)</w:t>
             </w:r>
           </w:p>
@@ -185,13 +414,19 @@
       </w:tr>
       <w:tr>
         <w:tc>
-          <w:tcPr/>
-          <w:p>
-            <w:pPr>
-              <w:pStyle w:val="Compact"/>
-              <w:jc w:val="left"/>
-            </w:pPr>
-            <w:r>
+          <w:tcPr>
+            <w:noWrap/>
+          </w:tcPr>
+          <w:p>
+            <w:pPr>
+              <w:pStyle w:val="Compact"/>
+              <w:spacing w:before="20" w:after="20"/>
+              <w:jc w:val="left"/>
+            </w:pPr>
+            <w:r>
+              <w:rPr>
+                <w:sz w:val="18"/>
+              </w:rPr>
               <w:t xml:space="preserve">Rounds</w:t>
             </w:r>
           </w:p>
@@ -201,9 +436,13 @@
           <w:p>
             <w:pPr>
               <w:pStyle w:val="Compact"/>
-              <w:jc w:val="left"/>
-            </w:pPr>
-            <w:r>
+              <w:spacing w:before="20" w:after="20"/>
+              <w:jc w:val="left"/>
+            </w:pPr>
+            <w:r>
+              <w:rPr>
+                <w:sz w:val="18"/>
+              </w:rPr>
               <w:t xml:space="preserve">R0 prototype (Discovery wk 2) · R1 MVP (Sprint 3) · R2 release candidate (UAT wk T2) · R3 pilot in-field (pilot wk 2–3)</w:t>
             </w:r>
           </w:p>
@@ -211,13 +450,19 @@
       </w:tr>
       <w:tr>
         <w:tc>
-          <w:tcPr/>
-          <w:p>
-            <w:pPr>
-              <w:pStyle w:val="Compact"/>
-              <w:jc w:val="left"/>
-            </w:pPr>
-            <w:r>
+          <w:tcPr>
+            <w:noWrap/>
+          </w:tcPr>
+          <w:p>
+            <w:pPr>
+              <w:pStyle w:val="Compact"/>
+              <w:spacing w:before="20" w:after="20"/>
+              <w:jc w:val="left"/>
+            </w:pPr>
+            <w:r>
+              <w:rPr>
+                <w:sz w:val="18"/>
+              </w:rPr>
               <w:t xml:space="preserve">Locations</w:t>
             </w:r>
           </w:p>
@@ -227,9 +472,13 @@
           <w:p>
             <w:pPr>
               <w:pStyle w:val="Compact"/>
-              <w:jc w:val="left"/>
-            </w:pPr>
-            <w:r>
+              <w:spacing w:before="20" w:after="20"/>
+              <w:jc w:val="left"/>
+            </w:pPr>
+            <w:r>
+              <w:rPr>
+                <w:sz w:val="18"/>
+              </w:rPr>
               <w:t xml:space="preserve">Hà Nội and TP. Hồ Chí Minh (VETC/TASCO offices, call-centre floors, and customer intercepts at VETC service points and inspection centres), plus remote sessions</w:t>
             </w:r>
           </w:p>
@@ -237,13 +486,19 @@
       </w:tr>
       <w:tr>
         <w:tc>
-          <w:tcPr/>
-          <w:p>
-            <w:pPr>
-              <w:pStyle w:val="Compact"/>
-              <w:jc w:val="left"/>
-            </w:pPr>
-            <w:r>
+          <w:tcPr>
+            <w:noWrap/>
+          </w:tcPr>
+          <w:p>
+            <w:pPr>
+              <w:pStyle w:val="Compact"/>
+              <w:spacing w:before="20" w:after="20"/>
+              <w:jc w:val="left"/>
+            </w:pPr>
+            <w:r>
+              <w:rPr>
+                <w:sz w:val="18"/>
+              </w:rPr>
               <w:t xml:space="preserve">Environment</w:t>
             </w:r>
           </w:p>
@@ -253,22 +508,33 @@
           <w:p>
             <w:pPr>
               <w:pStyle w:val="Compact"/>
-              <w:jc w:val="left"/>
-            </w:pPr>
-            <w:r>
-              <w:t xml:space="preserve">SANDBOX with</w:t>
-            </w:r>
-            <w:r>
+              <w:spacing w:before="20" w:after="20"/>
+              <w:jc w:val="left"/>
+            </w:pPr>
+            <w:r>
+              <w:rPr>
+                <w:sz w:val="18"/>
+              </w:rPr>
+              <w:t xml:space="preserve">SANDBOX or hosted UAT with</w:t>
+            </w:r>
+            <w:r>
+              <w:rPr>
+                <w:sz w:val="18"/>
+              </w:rPr>
               <w:t xml:space="preserve"> </w:t>
             </w:r>
             <w:r>
               <w:rPr>
                 <w:rStyle w:val="VerbatimChar"/>
+                <w:sz w:val="18"/>
               </w:rPr>
               <w:t xml:space="preserve">DEMO_MODE=true</w:t>
             </w:r>
             <w:r>
-              <w:t xml:space="preserve">, synthetic data and seeded demo users; customer app via demo picker or signed links on test phones</w:t>
+              <w:rPr>
+                <w:sz w:val="18"/>
+              </w:rPr>
+              <w:t xml:space="preserve">, synthetic data and seeded demo users (credentials from the access workbook); customer app via the demo picker or signed links on test phones</w:t>
             </w:r>
           </w:p>
         </w:tc>
@@ -335,7 +601,7 @@
         <w:pStyle w:val="Compact"/>
       </w:pPr>
       <w:r>
-        <w:t xml:space="preserve">Can telesales agents claim, call, quote and record outcomes quickly? Do they use the talking points?</w:t>
+        <w:t xml:space="preserve">Can telesales agents claim, call, quote, send the quote to the customer's app and record outcomes quickly? Do they use the talking points?</w:t>
       </w:r>
     </w:p>
     <w:p>
@@ -428,12 +694,14 @@
           <w:p>
             <w:pPr>
               <w:pStyle w:val="Compact"/>
+              <w:spacing w:before="20" w:after="20"/>
               <w:jc w:val="left"/>
             </w:pPr>
             <w:r>
               <w:rPr>
                 <w:b/>
                 <w:color w:val="FFFFFF"/>
+                <w:sz w:val="18"/>
               </w:rPr>
               <w:t xml:space="preserve">Method</w:t>
             </w:r>
@@ -446,12 +714,14 @@
           <w:p>
             <w:pPr>
               <w:pStyle w:val="Compact"/>
+              <w:spacing w:before="20" w:after="20"/>
               <w:jc w:val="left"/>
             </w:pPr>
             <w:r>
               <w:rPr>
                 <w:b/>
                 <w:color w:val="FFFFFF"/>
+                <w:sz w:val="18"/>
               </w:rPr>
               <w:t xml:space="preserve">Rounds</w:t>
             </w:r>
@@ -464,12 +734,14 @@
           <w:p>
             <w:pPr>
               <w:pStyle w:val="Compact"/>
+              <w:spacing w:before="20" w:after="20"/>
               <w:jc w:val="left"/>
             </w:pPr>
             <w:r>
               <w:rPr>
                 <w:b/>
                 <w:color w:val="FFFFFF"/>
+                <w:sz w:val="18"/>
               </w:rPr>
               <w:t xml:space="preserve">Participants</w:t>
             </w:r>
@@ -482,12 +754,14 @@
           <w:p>
             <w:pPr>
               <w:pStyle w:val="Compact"/>
+              <w:spacing w:before="20" w:after="20"/>
               <w:jc w:val="left"/>
             </w:pPr>
             <w:r>
               <w:rPr>
                 <w:b/>
                 <w:color w:val="FFFFFF"/>
+                <w:sz w:val="18"/>
               </w:rPr>
               <w:t xml:space="preserve">What we learn</w:t>
             </w:r>
@@ -500,19 +774,27 @@
           <w:p>
             <w:pPr>
               <w:pStyle w:val="Compact"/>
+              <w:spacing w:before="20" w:after="20"/>
               <w:jc w:val="left"/>
             </w:pPr>
             <w:r>
               <w:rPr>
                 <w:bCs/>
                 <w:b/>
+                <w:sz w:val="18"/>
               </w:rPr>
               <w:t xml:space="preserve">Moderated task-based tests</w:t>
             </w:r>
             <w:r>
+              <w:rPr>
+                <w:sz w:val="18"/>
+              </w:rPr>
               <w:t xml:space="preserve"> </w:t>
             </w:r>
             <w:r>
+              <w:rPr>
+                <w:sz w:val="18"/>
+              </w:rPr>
               <w:t xml:space="preserve">(think-aloud, 45–60 min)</w:t>
             </w:r>
           </w:p>
@@ -522,9 +804,13 @@
           <w:p>
             <w:pPr>
               <w:pStyle w:val="Compact"/>
-              <w:jc w:val="left"/>
-            </w:pPr>
-            <w:r>
+              <w:spacing w:before="20" w:after="20"/>
+              <w:jc w:val="left"/>
+            </w:pPr>
+            <w:r>
+              <w:rPr>
+                <w:sz w:val="18"/>
+              </w:rPr>
               <w:t xml:space="preserve">R0–R2</w:t>
             </w:r>
           </w:p>
@@ -534,9 +820,13 @@
           <w:p>
             <w:pPr>
               <w:pStyle w:val="Compact"/>
-              <w:jc w:val="left"/>
-            </w:pPr>
-            <w:r>
+              <w:spacing w:before="20" w:after="20"/>
+              <w:jc w:val="left"/>
+            </w:pPr>
+            <w:r>
+              <w:rPr>
+                <w:sz w:val="18"/>
+              </w:rPr>
               <w:t xml:space="preserve">Customers, agents, supervisors, campaign, authors/approvers, compliance, stewards</w:t>
             </w:r>
           </w:p>
@@ -546,9 +836,13 @@
           <w:p>
             <w:pPr>
               <w:pStyle w:val="Compact"/>
-              <w:jc w:val="left"/>
-            </w:pPr>
-            <w:r>
+              <w:spacing w:before="20" w:after="20"/>
+              <w:jc w:val="left"/>
+            </w:pPr>
+            <w:r>
+              <w:rPr>
+                <w:sz w:val="18"/>
+              </w:rPr>
               <w:t xml:space="preserve">Task success, errors, time on task, comprehension, trust</w:t>
             </w:r>
           </w:p>
@@ -560,12 +854,14 @@
           <w:p>
             <w:pPr>
               <w:pStyle w:val="Compact"/>
+              <w:spacing w:before="20" w:after="20"/>
               <w:jc w:val="left"/>
             </w:pPr>
             <w:r>
               <w:rPr>
                 <w:bCs/>
                 <w:b/>
+                <w:sz w:val="18"/>
               </w:rPr>
               <w:t xml:space="preserve">System Usability Scale (SUS)</w:t>
             </w:r>
@@ -576,9 +872,13 @@
           <w:p>
             <w:pPr>
               <w:pStyle w:val="Compact"/>
-              <w:jc w:val="left"/>
-            </w:pPr>
-            <w:r>
+              <w:spacing w:before="20" w:after="20"/>
+              <w:jc w:val="left"/>
+            </w:pPr>
+            <w:r>
+              <w:rPr>
+                <w:sz w:val="18"/>
+              </w:rPr>
               <w:t xml:space="preserve">R1–R3</w:t>
             </w:r>
           </w:p>
@@ -588,9 +888,13 @@
           <w:p>
             <w:pPr>
               <w:pStyle w:val="Compact"/>
-              <w:jc w:val="left"/>
-            </w:pPr>
-            <w:r>
+              <w:spacing w:before="20" w:after="20"/>
+              <w:jc w:val="left"/>
+            </w:pPr>
+            <w:r>
+              <w:rPr>
+                <w:sz w:val="18"/>
+              </w:rPr>
               <w:t xml:space="preserve">All moderated participants + pilot users</w:t>
             </w:r>
           </w:p>
@@ -600,9 +904,13 @@
           <w:p>
             <w:pPr>
               <w:pStyle w:val="Compact"/>
-              <w:jc w:val="left"/>
-            </w:pPr>
-            <w:r>
+              <w:spacing w:before="20" w:after="20"/>
+              <w:jc w:val="left"/>
+            </w:pPr>
+            <w:r>
+              <w:rPr>
+                <w:sz w:val="18"/>
+              </w:rPr>
               <w:t xml:space="preserve">Comparable usability score per role</w:t>
             </w:r>
           </w:p>
@@ -614,19 +922,27 @@
           <w:p>
             <w:pPr>
               <w:pStyle w:val="Compact"/>
+              <w:spacing w:before="20" w:after="20"/>
               <w:jc w:val="left"/>
             </w:pPr>
             <w:r>
               <w:rPr>
                 <w:bCs/>
                 <w:b/>
+                <w:sz w:val="18"/>
               </w:rPr>
               <w:t xml:space="preserve">Single Ease Question (SEQ)</w:t>
             </w:r>
             <w:r>
+              <w:rPr>
+                <w:sz w:val="18"/>
+              </w:rPr>
               <w:t xml:space="preserve"> </w:t>
             </w:r>
             <w:r>
+              <w:rPr>
+                <w:sz w:val="18"/>
+              </w:rPr>
               <w:t xml:space="preserve">after each task (1–7)</w:t>
             </w:r>
           </w:p>
@@ -636,9 +952,13 @@
           <w:p>
             <w:pPr>
               <w:pStyle w:val="Compact"/>
-              <w:jc w:val="left"/>
-            </w:pPr>
-            <w:r>
+              <w:spacing w:before="20" w:after="20"/>
+              <w:jc w:val="left"/>
+            </w:pPr>
+            <w:r>
+              <w:rPr>
+                <w:sz w:val="18"/>
+              </w:rPr>
               <w:t xml:space="preserve">R1–R2</w:t>
             </w:r>
           </w:p>
@@ -648,9 +968,13 @@
           <w:p>
             <w:pPr>
               <w:pStyle w:val="Compact"/>
-              <w:jc w:val="left"/>
-            </w:pPr>
-            <w:r>
+              <w:spacing w:before="20" w:after="20"/>
+              <w:jc w:val="left"/>
+            </w:pPr>
+            <w:r>
+              <w:rPr>
+                <w:sz w:val="18"/>
+              </w:rPr>
               <w:t xml:space="preserve">All moderated participants</w:t>
             </w:r>
           </w:p>
@@ -660,9 +984,13 @@
           <w:p>
             <w:pPr>
               <w:pStyle w:val="Compact"/>
-              <w:jc w:val="left"/>
-            </w:pPr>
-            <w:r>
+              <w:spacing w:before="20" w:after="20"/>
+              <w:jc w:val="left"/>
+            </w:pPr>
+            <w:r>
+              <w:rPr>
+                <w:sz w:val="18"/>
+              </w:rPr>
               <w:t xml:space="preserve">Perceived difficulty per task</w:t>
             </w:r>
           </w:p>
@@ -674,19 +1002,27 @@
           <w:p>
             <w:pPr>
               <w:pStyle w:val="Compact"/>
+              <w:spacing w:before="20" w:after="20"/>
               <w:jc w:val="left"/>
             </w:pPr>
             <w:r>
               <w:rPr>
                 <w:bCs/>
                 <w:b/>
+                <w:sz w:val="18"/>
               </w:rPr>
               <w:t xml:space="preserve">First-click testing</w:t>
             </w:r>
             <w:r>
+              <w:rPr>
+                <w:sz w:val="18"/>
+              </w:rPr>
               <w:t xml:space="preserve"> </w:t>
             </w:r>
             <w:r>
+              <w:rPr>
+                <w:sz w:val="18"/>
+              </w:rPr>
               <w:t xml:space="preserve">(remote, unmoderated)</w:t>
             </w:r>
           </w:p>
@@ -696,9 +1032,13 @@
           <w:p>
             <w:pPr>
               <w:pStyle w:val="Compact"/>
-              <w:jc w:val="left"/>
-            </w:pPr>
-            <w:r>
+              <w:spacing w:before="20" w:after="20"/>
+              <w:jc w:val="left"/>
+            </w:pPr>
+            <w:r>
+              <w:rPr>
+                <w:sz w:val="18"/>
+              </w:rPr>
               <w:t xml:space="preserve">R0–R1</w:t>
             </w:r>
           </w:p>
@@ -708,9 +1048,13 @@
           <w:p>
             <w:pPr>
               <w:pStyle w:val="Compact"/>
-              <w:jc w:val="left"/>
-            </w:pPr>
-            <w:r>
+              <w:spacing w:before="20" w:after="20"/>
+              <w:jc w:val="left"/>
+            </w:pPr>
+            <w:r>
+              <w:rPr>
+                <w:sz w:val="18"/>
+              </w:rPr>
               <w:t xml:space="preserve">40+ customers, 20+ staff</w:t>
             </w:r>
           </w:p>
@@ -720,9 +1064,13 @@
           <w:p>
             <w:pPr>
               <w:pStyle w:val="Compact"/>
-              <w:jc w:val="left"/>
-            </w:pPr>
-            <w:r>
+              <w:spacing w:before="20" w:after="20"/>
+              <w:jc w:val="left"/>
+            </w:pPr>
+            <w:r>
+              <w:rPr>
+                <w:sz w:val="18"/>
+              </w:rPr>
               <w:t xml:space="preserve">Navigation and label clarity</w:t>
             </w:r>
           </w:p>
@@ -734,31 +1082,45 @@
           <w:p>
             <w:pPr>
               <w:pStyle w:val="Compact"/>
+              <w:spacing w:before="20" w:after="20"/>
               <w:jc w:val="left"/>
             </w:pPr>
             <w:r>
               <w:rPr>
                 <w:bCs/>
                 <w:b/>
+                <w:sz w:val="18"/>
               </w:rPr>
               <w:t xml:space="preserve">Tree testing</w:t>
             </w:r>
             <w:r>
+              <w:rPr>
+                <w:sz w:val="18"/>
+              </w:rPr>
               <w:t xml:space="preserve"> </w:t>
             </w:r>
             <w:r>
+              <w:rPr>
+                <w:sz w:val="18"/>
+              </w:rPr>
               <w:t xml:space="preserve">of the staff console IA</w:t>
             </w:r>
           </w:p>
         </w:tc>
         <w:tc>
-          <w:tcPr/>
-          <w:p>
-            <w:pPr>
-              <w:pStyle w:val="Compact"/>
-              <w:jc w:val="left"/>
-            </w:pPr>
-            <w:r>
+          <w:tcPr>
+            <w:noWrap/>
+          </w:tcPr>
+          <w:p>
+            <w:pPr>
+              <w:pStyle w:val="Compact"/>
+              <w:spacing w:before="20" w:after="20"/>
+              <w:jc w:val="left"/>
+            </w:pPr>
+            <w:r>
+              <w:rPr>
+                <w:sz w:val="18"/>
+              </w:rPr>
               <w:t xml:space="preserve">R0</w:t>
             </w:r>
           </w:p>
@@ -768,9 +1130,13 @@
           <w:p>
             <w:pPr>
               <w:pStyle w:val="Compact"/>
-              <w:jc w:val="left"/>
-            </w:pPr>
-            <w:r>
+              <w:spacing w:before="20" w:after="20"/>
+              <w:jc w:val="left"/>
+            </w:pPr>
+            <w:r>
+              <w:rPr>
+                <w:sz w:val="18"/>
+              </w:rPr>
               <w:t xml:space="preserve">20 staff across roles</w:t>
             </w:r>
           </w:p>
@@ -780,9 +1146,13 @@
           <w:p>
             <w:pPr>
               <w:pStyle w:val="Compact"/>
-              <w:jc w:val="left"/>
-            </w:pPr>
-            <w:r>
+              <w:spacing w:before="20" w:after="20"/>
+              <w:jc w:val="left"/>
+            </w:pPr>
+            <w:r>
+              <w:rPr>
+                <w:sz w:val="18"/>
+              </w:rPr>
               <w:t xml:space="preserve">Findability of pages (labels VI/EN)</w:t>
             </w:r>
           </w:p>
@@ -794,12 +1164,14 @@
           <w:p>
             <w:pPr>
               <w:pStyle w:val="Compact"/>
+              <w:spacing w:before="20" w:after="20"/>
               <w:jc w:val="left"/>
             </w:pPr>
             <w:r>
               <w:rPr>
                 <w:bCs/>
                 <w:b/>
+                <w:sz w:val="18"/>
               </w:rPr>
               <w:t xml:space="preserve">Field observation / contextual inquiry</w:t>
             </w:r>
@@ -810,9 +1182,13 @@
           <w:p>
             <w:pPr>
               <w:pStyle w:val="Compact"/>
-              <w:jc w:val="left"/>
-            </w:pPr>
-            <w:r>
+              <w:spacing w:before="20" w:after="20"/>
+              <w:jc w:val="left"/>
+            </w:pPr>
+            <w:r>
+              <w:rPr>
+                <w:sz w:val="18"/>
+              </w:rPr>
               <w:t xml:space="preserve">R0, R3</w:t>
             </w:r>
           </w:p>
@@ -822,9 +1198,13 @@
           <w:p>
             <w:pPr>
               <w:pStyle w:val="Compact"/>
-              <w:jc w:val="left"/>
-            </w:pPr>
-            <w:r>
+              <w:spacing w:before="20" w:after="20"/>
+              <w:jc w:val="left"/>
+            </w:pPr>
+            <w:r>
+              <w:rPr>
+                <w:sz w:val="18"/>
+              </w:rPr>
               <w:t xml:space="preserve">6–8 agents per city</w:t>
             </w:r>
           </w:p>
@@ -834,9 +1214,13 @@
           <w:p>
             <w:pPr>
               <w:pStyle w:val="Compact"/>
-              <w:jc w:val="left"/>
-            </w:pPr>
-            <w:r>
+              <w:spacing w:before="20" w:after="20"/>
+              <w:jc w:val="left"/>
+            </w:pPr>
+            <w:r>
+              <w:rPr>
+                <w:sz w:val="18"/>
+              </w:rPr>
               <w:t xml:space="preserve">Real call-floor conditions, headsets, multitasking</w:t>
             </w:r>
           </w:p>
@@ -848,25 +1232,33 @@
           <w:p>
             <w:pPr>
               <w:pStyle w:val="Compact"/>
+              <w:spacing w:before="20" w:after="20"/>
               <w:jc w:val="left"/>
             </w:pPr>
             <w:r>
               <w:rPr>
                 <w:bCs/>
                 <w:b/>
+                <w:sz w:val="18"/>
               </w:rPr>
               <w:t xml:space="preserve">Accessibility usability sessions</w:t>
             </w:r>
           </w:p>
         </w:tc>
         <w:tc>
-          <w:tcPr/>
-          <w:p>
-            <w:pPr>
-              <w:pStyle w:val="Compact"/>
-              <w:jc w:val="left"/>
-            </w:pPr>
-            <w:r>
+          <w:tcPr>
+            <w:noWrap/>
+          </w:tcPr>
+          <w:p>
+            <w:pPr>
+              <w:pStyle w:val="Compact"/>
+              <w:spacing w:before="20" w:after="20"/>
+              <w:jc w:val="left"/>
+            </w:pPr>
+            <w:r>
+              <w:rPr>
+                <w:sz w:val="18"/>
+              </w:rPr>
               <w:t xml:space="preserve">R2</w:t>
             </w:r>
           </w:p>
@@ -876,9 +1268,13 @@
           <w:p>
             <w:pPr>
               <w:pStyle w:val="Compact"/>
-              <w:jc w:val="left"/>
-            </w:pPr>
-            <w:r>
+              <w:spacing w:before="20" w:after="20"/>
+              <w:jc w:val="left"/>
+            </w:pPr>
+            <w:r>
+              <w:rPr>
+                <w:sz w:val="18"/>
+              </w:rPr>
               <w:t xml:space="preserve">3–5 users: low vision, screen-reader user, older drivers (60+)</w:t>
             </w:r>
           </w:p>
@@ -888,9 +1284,13 @@
           <w:p>
             <w:pPr>
               <w:pStyle w:val="Compact"/>
-              <w:jc w:val="left"/>
-            </w:pPr>
-            <w:r>
+              <w:spacing w:before="20" w:after="20"/>
+              <w:jc w:val="left"/>
+            </w:pPr>
+            <w:r>
+              <w:rPr>
+                <w:sz w:val="18"/>
+              </w:rPr>
               <w:t xml:space="preserve">Real-world accessibility beyond automated checks</w:t>
             </w:r>
           </w:p>
@@ -902,25 +1302,33 @@
           <w:p>
             <w:pPr>
               <w:pStyle w:val="Compact"/>
+              <w:spacing w:before="20" w:after="20"/>
               <w:jc w:val="left"/>
             </w:pPr>
             <w:r>
               <w:rPr>
                 <w:bCs/>
                 <w:b/>
+                <w:sz w:val="18"/>
               </w:rPr>
               <w:t xml:space="preserve">Analytics + in-app feedback</w:t>
             </w:r>
           </w:p>
         </w:tc>
         <w:tc>
-          <w:tcPr/>
-          <w:p>
-            <w:pPr>
-              <w:pStyle w:val="Compact"/>
-              <w:jc w:val="left"/>
-            </w:pPr>
-            <w:r>
+          <w:tcPr>
+            <w:noWrap/>
+          </w:tcPr>
+          <w:p>
+            <w:pPr>
+              <w:pStyle w:val="Compact"/>
+              <w:spacing w:before="20" w:after="20"/>
+              <w:jc w:val="left"/>
+            </w:pPr>
+            <w:r>
+              <w:rPr>
+                <w:sz w:val="18"/>
+              </w:rPr>
               <w:t xml:space="preserve">R3</w:t>
             </w:r>
           </w:p>
@@ -930,9 +1338,13 @@
           <w:p>
             <w:pPr>
               <w:pStyle w:val="Compact"/>
-              <w:jc w:val="left"/>
-            </w:pPr>
-            <w:r>
+              <w:spacing w:before="20" w:after="20"/>
+              <w:jc w:val="left"/>
+            </w:pPr>
+            <w:r>
+              <w:rPr>
+                <w:sz w:val="18"/>
+              </w:rPr>
               <w:t xml:space="preserve">All pilot users</w:t>
             </w:r>
           </w:p>
@@ -942,9 +1354,13 @@
           <w:p>
             <w:pPr>
               <w:pStyle w:val="Compact"/>
-              <w:jc w:val="left"/>
-            </w:pPr>
-            <w:r>
+              <w:spacing w:before="20" w:after="20"/>
+              <w:jc w:val="left"/>
+            </w:pPr>
+            <w:r>
+              <w:rPr>
+                <w:sz w:val="18"/>
+              </w:rPr>
               <w:t xml:space="preserve">Taps-to-renew, drop-off per step, help-drawer usage</w:t>
             </w:r>
           </w:p>
@@ -956,31 +1372,45 @@
           <w:p>
             <w:pPr>
               <w:pStyle w:val="Compact"/>
+              <w:spacing w:before="20" w:after="20"/>
               <w:jc w:val="left"/>
             </w:pPr>
             <w:r>
               <w:rPr>
                 <w:bCs/>
                 <w:b/>
+                <w:sz w:val="18"/>
               </w:rPr>
               <w:t xml:space="preserve">A/B test</w:t>
             </w:r>
             <w:r>
+              <w:rPr>
+                <w:sz w:val="18"/>
+              </w:rPr>
               <w:t xml:space="preserve"> </w:t>
             </w:r>
             <w:r>
+              <w:rPr>
+                <w:sz w:val="18"/>
+              </w:rPr>
               <w:t xml:space="preserve">(pilot)</w:t>
             </w:r>
           </w:p>
         </w:tc>
         <w:tc>
-          <w:tcPr/>
-          <w:p>
-            <w:pPr>
-              <w:pStyle w:val="Compact"/>
-              <w:jc w:val="left"/>
-            </w:pPr>
-            <w:r>
+          <w:tcPr>
+            <w:noWrap/>
+          </w:tcPr>
+          <w:p>
+            <w:pPr>
+              <w:pStyle w:val="Compact"/>
+              <w:spacing w:before="20" w:after="20"/>
+              <w:jc w:val="left"/>
+            </w:pPr>
+            <w:r>
+              <w:rPr>
+                <w:sz w:val="18"/>
+              </w:rPr>
               <w:t xml:space="preserve">R3</w:t>
             </w:r>
           </w:p>
@@ -990,9 +1420,13 @@
           <w:p>
             <w:pPr>
               <w:pStyle w:val="Compact"/>
-              <w:jc w:val="left"/>
-            </w:pPr>
-            <w:r>
+              <w:spacing w:before="20" w:after="20"/>
+              <w:jc w:val="left"/>
+            </w:pPr>
+            <w:r>
+              <w:rPr>
+                <w:sz w:val="18"/>
+              </w:rPr>
               <w:t xml:space="preserve">Pilot cohort</w:t>
             </w:r>
           </w:p>
@@ -1002,9 +1436,13 @@
           <w:p>
             <w:pPr>
               <w:pStyle w:val="Compact"/>
-              <w:jc w:val="left"/>
-            </w:pPr>
-            <w:r>
+              <w:spacing w:before="20" w:after="20"/>
+              <w:jc w:val="left"/>
+            </w:pPr>
+            <w:r>
+              <w:rPr>
+                <w:sz w:val="18"/>
+              </w:rPr>
               <w:t xml:space="preserve">Variant performance of cover card and benefit framing (copy-guard compliant)</w:t>
             </w:r>
           </w:p>
@@ -1054,12 +1492,14 @@
           <w:p>
             <w:pPr>
               <w:pStyle w:val="Compact"/>
+              <w:spacing w:before="20" w:after="20"/>
               <w:jc w:val="left"/>
             </w:pPr>
             <w:r>
               <w:rPr>
                 <w:b/>
                 <w:color w:val="FFFFFF"/>
+                <w:sz w:val="17"/>
               </w:rPr>
               <w:t xml:space="preserve">Segment</w:t>
             </w:r>
@@ -1072,12 +1512,14 @@
           <w:p>
             <w:pPr>
               <w:pStyle w:val="Compact"/>
+              <w:spacing w:before="20" w:after="20"/>
               <w:jc w:val="left"/>
             </w:pPr>
             <w:r>
               <w:rPr>
                 <w:b/>
                 <w:color w:val="FFFFFF"/>
+                <w:sz w:val="17"/>
               </w:rPr>
               <w:t xml:space="preserve"># per city (HN / HCM)</w:t>
             </w:r>
@@ -1090,12 +1532,14 @@
           <w:p>
             <w:pPr>
               <w:pStyle w:val="Compact"/>
+              <w:spacing w:before="20" w:after="20"/>
               <w:jc w:val="left"/>
             </w:pPr>
             <w:r>
               <w:rPr>
                 <w:b/>
                 <w:color w:val="FFFFFF"/>
+                <w:sz w:val="17"/>
               </w:rPr>
               <w:t xml:space="preserve">Criteria</w:t>
             </w:r>
@@ -1108,12 +1552,14 @@
           <w:p>
             <w:pPr>
               <w:pStyle w:val="Compact"/>
+              <w:spacing w:before="20" w:after="20"/>
               <w:jc w:val="left"/>
             </w:pPr>
             <w:r>
               <w:rPr>
                 <w:b/>
                 <w:color w:val="FFFFFF"/>
+                <w:sz w:val="17"/>
               </w:rPr>
               <w:t xml:space="preserve">Recruitment channel</w:t>
             </w:r>
@@ -1126,12 +1572,14 @@
           <w:p>
             <w:pPr>
               <w:pStyle w:val="Compact"/>
+              <w:spacing w:before="20" w:after="20"/>
               <w:jc w:val="left"/>
             </w:pPr>
             <w:r>
               <w:rPr>
                 <w:b/>
                 <w:color w:val="FFFFFF"/>
+                <w:sz w:val="17"/>
               </w:rPr>
               <w:t xml:space="preserve">Incentive</w:t>
             </w:r>
@@ -1144,9 +1592,13 @@
           <w:p>
             <w:pPr>
               <w:pStyle w:val="Compact"/>
-              <w:jc w:val="left"/>
-            </w:pPr>
-            <w:r>
+              <w:spacing w:before="20" w:after="20"/>
+              <w:jc w:val="left"/>
+            </w:pPr>
+            <w:r>
+              <w:rPr>
+                <w:sz w:val="17"/>
+              </w:rPr>
               <w:t xml:space="preserve">Customers — VETC app users with car TNDS due in ≤ 90 days</w:t>
             </w:r>
           </w:p>
@@ -1156,9 +1608,13 @@
           <w:p>
             <w:pPr>
               <w:pStyle w:val="Compact"/>
-              <w:jc w:val="left"/>
-            </w:pPr>
-            <w:r>
+              <w:spacing w:before="20" w:after="20"/>
+              <w:jc w:val="left"/>
+            </w:pPr>
+            <w:r>
+              <w:rPr>
+                <w:sz w:val="17"/>
+              </w:rPr>
               <w:t xml:space="preserve">6 / 6</w:t>
             </w:r>
           </w:p>
@@ -1168,9 +1624,13 @@
           <w:p>
             <w:pPr>
               <w:pStyle w:val="Compact"/>
-              <w:jc w:val="left"/>
-            </w:pPr>
-            <w:r>
+              <w:spacing w:before="20" w:after="20"/>
+              <w:jc w:val="left"/>
+            </w:pPr>
+            <w:r>
+              <w:rPr>
+                <w:sz w:val="17"/>
+              </w:rPr>
               <w:t xml:space="preserve">Mix of ages (25–40, 40–55, 55+), genders, TASCO and non-TASCO insured, Android and iOS</w:t>
             </w:r>
           </w:p>
@@ -1180,9 +1640,13 @@
           <w:p>
             <w:pPr>
               <w:pStyle w:val="Compact"/>
-              <w:jc w:val="left"/>
-            </w:pPr>
-            <w:r>
+              <w:spacing w:before="20" w:after="20"/>
+              <w:jc w:val="left"/>
+            </w:pPr>
+            <w:r>
+              <w:rPr>
+                <w:sz w:val="17"/>
+              </w:rPr>
               <w:t xml:space="preserve">VETC in-app invitation (with consent), service-point intercepts</w:t>
             </w:r>
           </w:p>
@@ -1192,9 +1656,13 @@
           <w:p>
             <w:pPr>
               <w:pStyle w:val="Compact"/>
-              <w:jc w:val="left"/>
-            </w:pPr>
-            <w:r>
+              <w:spacing w:before="20" w:after="20"/>
+              <w:jc w:val="left"/>
+            </w:pPr>
+            <w:r>
+              <w:rPr>
+                <w:sz w:val="17"/>
+              </w:rPr>
               <w:t xml:space="preserve">VETC service voucher (non-cash, not tied to premium; approved by Compliance)</w:t>
             </w:r>
           </w:p>
@@ -1206,9 +1674,13 @@
           <w:p>
             <w:pPr>
               <w:pStyle w:val="Compact"/>
-              <w:jc w:val="left"/>
-            </w:pPr>
-            <w:r>
+              <w:spacing w:before="20" w:after="20"/>
+              <w:jc w:val="left"/>
+            </w:pPr>
+            <w:r>
+              <w:rPr>
+                <w:sz w:val="17"/>
+              </w:rPr>
               <w:t xml:space="preserve">Customers — lapsed or unknown expiry</w:t>
             </w:r>
           </w:p>
@@ -1218,9 +1690,13 @@
           <w:p>
             <w:pPr>
               <w:pStyle w:val="Compact"/>
-              <w:jc w:val="left"/>
-            </w:pPr>
-            <w:r>
+              <w:spacing w:before="20" w:after="20"/>
+              <w:jc w:val="left"/>
+            </w:pPr>
+            <w:r>
+              <w:rPr>
+                <w:sz w:val="17"/>
+              </w:rPr>
               <w:t xml:space="preserve">3 / 3</w:t>
             </w:r>
           </w:p>
@@ -1230,9 +1706,13 @@
           <w:p>
             <w:pPr>
               <w:pStyle w:val="Compact"/>
-              <w:jc w:val="left"/>
-            </w:pPr>
-            <w:r>
+              <w:spacing w:before="20" w:after="20"/>
+              <w:jc w:val="left"/>
+            </w:pPr>
+            <w:r>
+              <w:rPr>
+                <w:sz w:val="17"/>
+              </w:rPr>
               <w:t xml:space="preserve">Expiry unknown or lapsed ≤ 60 days</w:t>
             </w:r>
           </w:p>
@@ -1242,9 +1722,13 @@
           <w:p>
             <w:pPr>
               <w:pStyle w:val="Compact"/>
-              <w:jc w:val="left"/>
-            </w:pPr>
-            <w:r>
+              <w:spacing w:before="20" w:after="20"/>
+              <w:jc w:val="left"/>
+            </w:pPr>
+            <w:r>
+              <w:rPr>
+                <w:sz w:val="17"/>
+              </w:rPr>
               <w:t xml:space="preserve">VETC data (consented research panel)</w:t>
             </w:r>
           </w:p>
@@ -1254,9 +1738,13 @@
           <w:p>
             <w:pPr>
               <w:pStyle w:val="Compact"/>
-              <w:jc w:val="left"/>
-            </w:pPr>
-            <w:r>
+              <w:spacing w:before="20" w:after="20"/>
+              <w:jc w:val="left"/>
+            </w:pPr>
+            <w:r>
+              <w:rPr>
+                <w:sz w:val="17"/>
+              </w:rPr>
               <w:t xml:space="preserve">Same</w:t>
             </w:r>
           </w:p>
@@ -1268,9 +1756,13 @@
           <w:p>
             <w:pPr>
               <w:pStyle w:val="Compact"/>
-              <w:jc w:val="left"/>
-            </w:pPr>
-            <w:r>
+              <w:spacing w:before="20" w:after="20"/>
+              <w:jc w:val="left"/>
+            </w:pPr>
+            <w:r>
+              <w:rPr>
+                <w:sz w:val="17"/>
+              </w:rPr>
               <w:t xml:space="preserve">Customers — fleet / company vehicles (secondary)</w:t>
             </w:r>
           </w:p>
@@ -1280,9 +1772,13 @@
           <w:p>
             <w:pPr>
               <w:pStyle w:val="Compact"/>
-              <w:jc w:val="left"/>
-            </w:pPr>
-            <w:r>
+              <w:spacing w:before="20" w:after="20"/>
+              <w:jc w:val="left"/>
+            </w:pPr>
+            <w:r>
+              <w:rPr>
+                <w:sz w:val="17"/>
+              </w:rPr>
               <w:t xml:space="preserve">1 / 1</w:t>
             </w:r>
           </w:p>
@@ -1292,9 +1788,13 @@
           <w:p>
             <w:pPr>
               <w:pStyle w:val="Compact"/>
-              <w:jc w:val="left"/>
-            </w:pPr>
-            <w:r>
+              <w:spacing w:before="20" w:after="20"/>
+              <w:jc w:val="left"/>
+            </w:pPr>
+            <w:r>
+              <w:rPr>
+                <w:sz w:val="17"/>
+              </w:rPr>
               <w:t xml:space="preserve">Company-owned</w:t>
             </w:r>
           </w:p>
@@ -1304,9 +1804,13 @@
           <w:p>
             <w:pPr>
               <w:pStyle w:val="Compact"/>
-              <w:jc w:val="left"/>
-            </w:pPr>
-            <w:r>
+              <w:spacing w:before="20" w:after="20"/>
+              <w:jc w:val="left"/>
+            </w:pPr>
+            <w:r>
+              <w:rPr>
+                <w:sz w:val="17"/>
+              </w:rPr>
               <w:t xml:space="preserve">B2B team</w:t>
             </w:r>
           </w:p>
@@ -1316,9 +1820,13 @@
           <w:p>
             <w:pPr>
               <w:pStyle w:val="Compact"/>
-              <w:jc w:val="left"/>
-            </w:pPr>
-            <w:r>
+              <w:spacing w:before="20" w:after="20"/>
+              <w:jc w:val="left"/>
+            </w:pPr>
+            <w:r>
+              <w:rPr>
+                <w:sz w:val="17"/>
+              </w:rPr>
               <w:t xml:space="preserve">Same</w:t>
             </w:r>
           </w:p>
@@ -1330,9 +1838,13 @@
           <w:p>
             <w:pPr>
               <w:pStyle w:val="Compact"/>
-              <w:jc w:val="left"/>
-            </w:pPr>
-            <w:r>
+              <w:spacing w:before="20" w:after="20"/>
+              <w:jc w:val="left"/>
+            </w:pPr>
+            <w:r>
+              <w:rPr>
+                <w:sz w:val="17"/>
+              </w:rPr>
               <w:t xml:space="preserve">Telesales agents</w:t>
             </w:r>
           </w:p>
@@ -1342,9 +1854,13 @@
           <w:p>
             <w:pPr>
               <w:pStyle w:val="Compact"/>
-              <w:jc w:val="left"/>
-            </w:pPr>
-            <w:r>
+              <w:spacing w:before="20" w:after="20"/>
+              <w:jc w:val="left"/>
+            </w:pPr>
+            <w:r>
+              <w:rPr>
+                <w:sz w:val="17"/>
+              </w:rPr>
               <w:t xml:space="preserve">5 / 5</w:t>
             </w:r>
           </w:p>
@@ -1354,9 +1870,13 @@
           <w:p>
             <w:pPr>
               <w:pStyle w:val="Compact"/>
-              <w:jc w:val="left"/>
-            </w:pPr>
-            <w:r>
+              <w:spacing w:before="20" w:after="20"/>
+              <w:jc w:val="left"/>
+            </w:pPr>
+            <w:r>
+              <w:rPr>
+                <w:sz w:val="17"/>
+              </w:rPr>
               <w:t xml:space="preserve">Mix of tenure (&lt; 6 months, &gt; 2 years)</w:t>
             </w:r>
           </w:p>
@@ -1366,9 +1886,13 @@
           <w:p>
             <w:pPr>
               <w:pStyle w:val="Compact"/>
-              <w:jc w:val="left"/>
-            </w:pPr>
-            <w:r>
+              <w:spacing w:before="20" w:after="20"/>
+              <w:jc w:val="left"/>
+            </w:pPr>
+            <w:r>
+              <w:rPr>
+                <w:sz w:val="17"/>
+              </w:rPr>
               <w:t xml:space="preserve">Call-centre manager</w:t>
             </w:r>
           </w:p>
@@ -1378,9 +1902,13 @@
           <w:p>
             <w:pPr>
               <w:pStyle w:val="Compact"/>
-              <w:jc w:val="left"/>
-            </w:pPr>
-            <w:r>
+              <w:spacing w:before="20" w:after="20"/>
+              <w:jc w:val="left"/>
+            </w:pPr>
+            <w:r>
+              <w:rPr>
+                <w:sz w:val="17"/>
+              </w:rPr>
               <w:t xml:space="preserve">Time in lieu</w:t>
             </w:r>
           </w:p>
@@ -1392,9 +1920,13 @@
           <w:p>
             <w:pPr>
               <w:pStyle w:val="Compact"/>
-              <w:jc w:val="left"/>
-            </w:pPr>
-            <w:r>
+              <w:spacing w:before="20" w:after="20"/>
+              <w:jc w:val="left"/>
+            </w:pPr>
+            <w:r>
+              <w:rPr>
+                <w:sz w:val="17"/>
+              </w:rPr>
               <w:t xml:space="preserve">Telesales supervisors</w:t>
             </w:r>
           </w:p>
@@ -1404,9 +1936,13 @@
           <w:p>
             <w:pPr>
               <w:pStyle w:val="Compact"/>
-              <w:jc w:val="left"/>
-            </w:pPr>
-            <w:r>
+              <w:spacing w:before="20" w:after="20"/>
+              <w:jc w:val="left"/>
+            </w:pPr>
+            <w:r>
+              <w:rPr>
+                <w:sz w:val="17"/>
+              </w:rPr>
               <w:t xml:space="preserve">1 / 1</w:t>
             </w:r>
           </w:p>
@@ -1416,17 +1952,22 @@
           <w:p>
             <w:pPr>
               <w:pStyle w:val="Compact"/>
-            </w:pPr>
-          </w:p>
-        </w:tc>
-        <w:tc>
-          <w:tcPr/>
-          <w:p>
-            <w:pPr>
-              <w:pStyle w:val="Compact"/>
-              <w:jc w:val="left"/>
-            </w:pPr>
-            <w:r>
+              <w:spacing w:before="20" w:after="20"/>
+            </w:pPr>
+          </w:p>
+        </w:tc>
+        <w:tc>
+          <w:tcPr/>
+          <w:p>
+            <w:pPr>
+              <w:pStyle w:val="Compact"/>
+              <w:spacing w:before="20" w:after="20"/>
+              <w:jc w:val="left"/>
+            </w:pPr>
+            <w:r>
+              <w:rPr>
+                <w:sz w:val="17"/>
+              </w:rPr>
               <w:t xml:space="preserve">Call-centre manager</w:t>
             </w:r>
           </w:p>
@@ -1436,9 +1977,13 @@
           <w:p>
             <w:pPr>
               <w:pStyle w:val="Compact"/>
-              <w:jc w:val="left"/>
-            </w:pPr>
-            <w:r>
+              <w:spacing w:before="20" w:after="20"/>
+              <w:jc w:val="left"/>
+            </w:pPr>
+            <w:r>
+              <w:rPr>
+                <w:sz w:val="17"/>
+              </w:rPr>
               <w:t xml:space="preserve">—</w:t>
             </w:r>
           </w:p>
@@ -1450,9 +1995,13 @@
           <w:p>
             <w:pPr>
               <w:pStyle w:val="Compact"/>
-              <w:jc w:val="left"/>
-            </w:pPr>
-            <w:r>
+              <w:spacing w:before="20" w:after="20"/>
+              <w:jc w:val="left"/>
+            </w:pPr>
+            <w:r>
+              <w:rPr>
+                <w:sz w:val="17"/>
+              </w:rPr>
               <w:t xml:space="preserve">Campaign managers</w:t>
             </w:r>
           </w:p>
@@ -1462,9 +2011,13 @@
           <w:p>
             <w:pPr>
               <w:pStyle w:val="Compact"/>
-              <w:jc w:val="left"/>
-            </w:pPr>
-            <w:r>
+              <w:spacing w:before="20" w:after="20"/>
+              <w:jc w:val="left"/>
+            </w:pPr>
+            <w:r>
+              <w:rPr>
+                <w:sz w:val="17"/>
+              </w:rPr>
               <w:t xml:space="preserve">2 (either city)</w:t>
             </w:r>
           </w:p>
@@ -1474,17 +2027,22 @@
           <w:p>
             <w:pPr>
               <w:pStyle w:val="Compact"/>
-            </w:pPr>
-          </w:p>
-        </w:tc>
-        <w:tc>
-          <w:tcPr/>
-          <w:p>
-            <w:pPr>
-              <w:pStyle w:val="Compact"/>
-              <w:jc w:val="left"/>
-            </w:pPr>
-            <w:r>
+              <w:spacing w:before="20" w:after="20"/>
+            </w:pPr>
+          </w:p>
+        </w:tc>
+        <w:tc>
+          <w:tcPr/>
+          <w:p>
+            <w:pPr>
+              <w:pStyle w:val="Compact"/>
+              <w:spacing w:before="20" w:after="20"/>
+              <w:jc w:val="left"/>
+            </w:pPr>
+            <w:r>
+              <w:rPr>
+                <w:sz w:val="17"/>
+              </w:rPr>
               <w:t xml:space="preserve">TASCO/VETC marketing</w:t>
             </w:r>
           </w:p>
@@ -1494,9 +2052,13 @@
           <w:p>
             <w:pPr>
               <w:pStyle w:val="Compact"/>
-              <w:jc w:val="left"/>
-            </w:pPr>
-            <w:r>
+              <w:spacing w:before="20" w:after="20"/>
+              <w:jc w:val="left"/>
+            </w:pPr>
+            <w:r>
+              <w:rPr>
+                <w:sz w:val="17"/>
+              </w:rPr>
               <w:t xml:space="preserve">—</w:t>
             </w:r>
           </w:p>
@@ -1508,9 +2070,13 @@
           <w:p>
             <w:pPr>
               <w:pStyle w:val="Compact"/>
-              <w:jc w:val="left"/>
-            </w:pPr>
-            <w:r>
+              <w:spacing w:before="20" w:after="20"/>
+              <w:jc w:val="left"/>
+            </w:pPr>
+            <w:r>
+              <w:rPr>
+                <w:sz w:val="17"/>
+              </w:rPr>
               <w:t xml:space="preserve">Rule authors / approvers / compliance</w:t>
             </w:r>
           </w:p>
@@ -1520,9 +2086,13 @@
           <w:p>
             <w:pPr>
               <w:pStyle w:val="Compact"/>
-              <w:jc w:val="left"/>
-            </w:pPr>
-            <w:r>
+              <w:spacing w:before="20" w:after="20"/>
+              <w:jc w:val="left"/>
+            </w:pPr>
+            <w:r>
+              <w:rPr>
+                <w:sz w:val="17"/>
+              </w:rPr>
               <w:t xml:space="preserve">2 / 2 / 2</w:t>
             </w:r>
           </w:p>
@@ -1532,17 +2102,22 @@
           <w:p>
             <w:pPr>
               <w:pStyle w:val="Compact"/>
-            </w:pPr>
-          </w:p>
-        </w:tc>
-        <w:tc>
-          <w:tcPr/>
-          <w:p>
-            <w:pPr>
-              <w:pStyle w:val="Compact"/>
-              <w:jc w:val="left"/>
-            </w:pPr>
-            <w:r>
+              <w:spacing w:before="20" w:after="20"/>
+            </w:pPr>
+          </w:p>
+        </w:tc>
+        <w:tc>
+          <w:tcPr/>
+          <w:p>
+            <w:pPr>
+              <w:pStyle w:val="Compact"/>
+              <w:spacing w:before="20" w:after="20"/>
+              <w:jc w:val="left"/>
+            </w:pPr>
+            <w:r>
+              <w:rPr>
+                <w:sz w:val="17"/>
+              </w:rPr>
               <w:t xml:space="preserve">TASCO product and compliance</w:t>
             </w:r>
           </w:p>
@@ -1552,9 +2127,13 @@
           <w:p>
             <w:pPr>
               <w:pStyle w:val="Compact"/>
-              <w:jc w:val="left"/>
-            </w:pPr>
-            <w:r>
+              <w:spacing w:before="20" w:after="20"/>
+              <w:jc w:val="left"/>
+            </w:pPr>
+            <w:r>
+              <w:rPr>
+                <w:sz w:val="17"/>
+              </w:rPr>
               <w:t xml:space="preserve">—</w:t>
             </w:r>
           </w:p>
@@ -1566,21 +2145,31 @@
           <w:p>
             <w:pPr>
               <w:pStyle w:val="Compact"/>
-              <w:jc w:val="left"/>
-            </w:pPr>
-            <w:r>
+              <w:spacing w:before="20" w:after="20"/>
+              <w:jc w:val="left"/>
+            </w:pPr>
+            <w:r>
+              <w:rPr>
+                <w:sz w:val="17"/>
+              </w:rPr>
               <w:t xml:space="preserve">Data stewards</w:t>
             </w:r>
           </w:p>
         </w:tc>
         <w:tc>
-          <w:tcPr/>
-          <w:p>
-            <w:pPr>
-              <w:pStyle w:val="Compact"/>
-              <w:jc w:val="left"/>
-            </w:pPr>
-            <w:r>
+          <w:tcPr>
+            <w:noWrap/>
+          </w:tcPr>
+          <w:p>
+            <w:pPr>
+              <w:pStyle w:val="Compact"/>
+              <w:spacing w:before="20" w:after="20"/>
+              <w:jc w:val="left"/>
+            </w:pPr>
+            <w:r>
+              <w:rPr>
+                <w:sz w:val="17"/>
+              </w:rPr>
               <w:t xml:space="preserve">2</w:t>
             </w:r>
           </w:p>
@@ -1590,17 +2179,22 @@
           <w:p>
             <w:pPr>
               <w:pStyle w:val="Compact"/>
-            </w:pPr>
-          </w:p>
-        </w:tc>
-        <w:tc>
-          <w:tcPr/>
-          <w:p>
-            <w:pPr>
-              <w:pStyle w:val="Compact"/>
-              <w:jc w:val="left"/>
-            </w:pPr>
-            <w:r>
+              <w:spacing w:before="20" w:after="20"/>
+            </w:pPr>
+          </w:p>
+        </w:tc>
+        <w:tc>
+          <w:tcPr/>
+          <w:p>
+            <w:pPr>
+              <w:pStyle w:val="Compact"/>
+              <w:spacing w:before="20" w:after="20"/>
+              <w:jc w:val="left"/>
+            </w:pPr>
+            <w:r>
+              <w:rPr>
+                <w:sz w:val="17"/>
+              </w:rPr>
               <w:t xml:space="preserve">Data team</w:t>
             </w:r>
           </w:p>
@@ -1610,9 +2204,13 @@
           <w:p>
             <w:pPr>
               <w:pStyle w:val="Compact"/>
-              <w:jc w:val="left"/>
-            </w:pPr>
-            <w:r>
+              <w:spacing w:before="20" w:after="20"/>
+              <w:jc w:val="left"/>
+            </w:pPr>
+            <w:r>
+              <w:rPr>
+                <w:sz w:val="17"/>
+              </w:rPr>
               <w:t xml:space="preserve">—</w:t>
             </w:r>
           </w:p>
@@ -1624,21 +2222,31 @@
           <w:p>
             <w:pPr>
               <w:pStyle w:val="Compact"/>
-              <w:jc w:val="left"/>
-            </w:pPr>
-            <w:r>
+              <w:spacing w:before="20" w:after="20"/>
+              <w:jc w:val="left"/>
+            </w:pPr>
+            <w:r>
+              <w:rPr>
+                <w:sz w:val="17"/>
+              </w:rPr>
               <w:t xml:space="preserve">Claims handlers</w:t>
             </w:r>
           </w:p>
         </w:tc>
         <w:tc>
-          <w:tcPr/>
-          <w:p>
-            <w:pPr>
-              <w:pStyle w:val="Compact"/>
-              <w:jc w:val="left"/>
-            </w:pPr>
-            <w:r>
+          <w:tcPr>
+            <w:noWrap/>
+          </w:tcPr>
+          <w:p>
+            <w:pPr>
+              <w:pStyle w:val="Compact"/>
+              <w:spacing w:before="20" w:after="20"/>
+              <w:jc w:val="left"/>
+            </w:pPr>
+            <w:r>
+              <w:rPr>
+                <w:sz w:val="17"/>
+              </w:rPr>
               <w:t xml:space="preserve">2</w:t>
             </w:r>
           </w:p>
@@ -1648,17 +2256,22 @@
           <w:p>
             <w:pPr>
               <w:pStyle w:val="Compact"/>
-            </w:pPr>
-          </w:p>
-        </w:tc>
-        <w:tc>
-          <w:tcPr/>
-          <w:p>
-            <w:pPr>
-              <w:pStyle w:val="Compact"/>
-              <w:jc w:val="left"/>
-            </w:pPr>
-            <w:r>
+              <w:spacing w:before="20" w:after="20"/>
+            </w:pPr>
+          </w:p>
+        </w:tc>
+        <w:tc>
+          <w:tcPr/>
+          <w:p>
+            <w:pPr>
+              <w:pStyle w:val="Compact"/>
+              <w:spacing w:before="20" w:after="20"/>
+              <w:jc w:val="left"/>
+            </w:pPr>
+            <w:r>
+              <w:rPr>
+                <w:sz w:val="17"/>
+              </w:rPr>
               <w:t xml:space="preserve">TASCO claims</w:t>
             </w:r>
           </w:p>
@@ -1668,9 +2281,13 @@
           <w:p>
             <w:pPr>
               <w:pStyle w:val="Compact"/>
-              <w:jc w:val="left"/>
-            </w:pPr>
-            <w:r>
+              <w:spacing w:before="20" w:after="20"/>
+              <w:jc w:val="left"/>
+            </w:pPr>
+            <w:r>
+              <w:rPr>
+                <w:sz w:val="17"/>
+              </w:rPr>
               <w:t xml:space="preserve">—</w:t>
             </w:r>
           </w:p>
@@ -1682,9 +2299,13 @@
           <w:p>
             <w:pPr>
               <w:pStyle w:val="Compact"/>
-              <w:jc w:val="left"/>
-            </w:pPr>
-            <w:r>
+              <w:spacing w:before="20" w:after="20"/>
+              <w:jc w:val="left"/>
+            </w:pPr>
+            <w:r>
+              <w:rPr>
+                <w:sz w:val="17"/>
+              </w:rPr>
               <w:t xml:space="preserve">Accessibility participants</w:t>
             </w:r>
           </w:p>
@@ -1694,9 +2315,13 @@
           <w:p>
             <w:pPr>
               <w:pStyle w:val="Compact"/>
-              <w:jc w:val="left"/>
-            </w:pPr>
-            <w:r>
+              <w:spacing w:before="20" w:after="20"/>
+              <w:jc w:val="left"/>
+            </w:pPr>
+            <w:r>
+              <w:rPr>
+                <w:sz w:val="17"/>
+              </w:rPr>
               <w:t xml:space="preserve">3–5</w:t>
             </w:r>
           </w:p>
@@ -1706,9 +2331,13 @@
           <w:p>
             <w:pPr>
               <w:pStyle w:val="Compact"/>
-              <w:jc w:val="left"/>
-            </w:pPr>
-            <w:r>
+              <w:spacing w:before="20" w:after="20"/>
+              <w:jc w:val="left"/>
+            </w:pPr>
+            <w:r>
+              <w:rPr>
+                <w:sz w:val="17"/>
+              </w:rPr>
               <w:t xml:space="preserve">Low vision, screen-reader user, 60+</w:t>
             </w:r>
           </w:p>
@@ -1718,9 +2347,13 @@
           <w:p>
             <w:pPr>
               <w:pStyle w:val="Compact"/>
-              <w:jc w:val="left"/>
-            </w:pPr>
-            <w:r>
+              <w:spacing w:before="20" w:after="20"/>
+              <w:jc w:val="left"/>
+            </w:pPr>
+            <w:r>
+              <w:rPr>
+                <w:sz w:val="17"/>
+              </w:rPr>
               <w:t xml:space="preserve">Disability organisations, VETC customer panel</w:t>
             </w:r>
           </w:p>
@@ -1730,9 +2363,13 @@
           <w:p>
             <w:pPr>
               <w:pStyle w:val="Compact"/>
-              <w:jc w:val="left"/>
-            </w:pPr>
-            <w:r>
+              <w:spacing w:before="20" w:after="20"/>
+              <w:jc w:val="left"/>
+            </w:pPr>
+            <w:r>
+              <w:rPr>
+                <w:sz w:val="17"/>
+              </w:rPr>
               <w:t xml:space="preserve">Honorarium</w:t>
             </w:r>
           </w:p>
@@ -1899,12 +2536,14 @@
           <w:p>
             <w:pPr>
               <w:pStyle w:val="Compact"/>
+              <w:spacing w:before="20" w:after="20"/>
               <w:jc w:val="left"/>
             </w:pPr>
             <w:r>
               <w:rPr>
                 <w:b/>
                 <w:color w:val="FFFFFF"/>
+                <w:sz w:val="18"/>
               </w:rPr>
               <w:t xml:space="preserve">#</w:t>
             </w:r>
@@ -1917,12 +2556,14 @@
           <w:p>
             <w:pPr>
               <w:pStyle w:val="Compact"/>
+              <w:spacing w:before="20" w:after="20"/>
               <w:jc w:val="left"/>
             </w:pPr>
             <w:r>
               <w:rPr>
                 <w:b/>
                 <w:color w:val="FFFFFF"/>
+                <w:sz w:val="18"/>
               </w:rPr>
               <w:t xml:space="preserve">Scenario (read aloud in Vietnamese)</w:t>
             </w:r>
@@ -1935,12 +2576,14 @@
           <w:p>
             <w:pPr>
               <w:pStyle w:val="Compact"/>
+              <w:spacing w:before="20" w:after="20"/>
               <w:jc w:val="left"/>
             </w:pPr>
             <w:r>
               <w:rPr>
                 <w:b/>
                 <w:color w:val="FFFFFF"/>
+                <w:sz w:val="18"/>
               </w:rPr>
               <w:t xml:space="preserve">Success criteria</w:t>
             </w:r>
@@ -1953,12 +2596,14 @@
           <w:p>
             <w:pPr>
               <w:pStyle w:val="Compact"/>
+              <w:spacing w:before="20" w:after="20"/>
               <w:jc w:val="left"/>
             </w:pPr>
             <w:r>
               <w:rPr>
                 <w:b/>
                 <w:color w:val="FFFFFF"/>
+                <w:sz w:val="18"/>
               </w:rPr>
               <w:t xml:space="preserve">Target</w:t>
             </w:r>
@@ -1967,13 +2612,19 @@
       </w:tr>
       <w:tr>
         <w:tc>
-          <w:tcPr/>
-          <w:p>
-            <w:pPr>
-              <w:pStyle w:val="Compact"/>
-              <w:jc w:val="left"/>
-            </w:pPr>
-            <w:r>
+          <w:tcPr>
+            <w:noWrap/>
+          </w:tcPr>
+          <w:p>
+            <w:pPr>
+              <w:pStyle w:val="Compact"/>
+              <w:spacing w:before="20" w:after="20"/>
+              <w:jc w:val="left"/>
+            </w:pPr>
+            <w:r>
+              <w:rPr>
+                <w:sz w:val="18"/>
+              </w:rPr>
               <w:t xml:space="preserve">C1</w:t>
             </w:r>
           </w:p>
@@ -1983,9 +2634,13 @@
           <w:p>
             <w:pPr>
               <w:pStyle w:val="Compact"/>
-              <w:jc w:val="left"/>
-            </w:pPr>
-            <w:r>
+              <w:spacing w:before="20" w:after="20"/>
+              <w:jc w:val="left"/>
+            </w:pPr>
+            <w:r>
+              <w:rPr>
+                <w:sz w:val="18"/>
+              </w:rPr>
               <w:t xml:space="preserve">"Bạn vừa nhận tin nhắn từ VETC rằng bảo hiểm TNDS xe của bạn sắp hết hạn. Hãy gia hạn bảo hiểm." (You received a VETC message that your TNDS is expiring. Please renew.)</w:t>
             </w:r>
           </w:p>
@@ -1995,9 +2650,13 @@
           <w:p>
             <w:pPr>
               <w:pStyle w:val="Compact"/>
-              <w:jc w:val="left"/>
-            </w:pPr>
-            <w:r>
+              <w:spacing w:before="20" w:after="20"/>
+              <w:jc w:val="left"/>
+            </w:pPr>
+            <w:r>
+              <w:rPr>
+                <w:sz w:val="18"/>
+              </w:rPr>
               <w:t xml:space="preserve">Reaches e-certificate</w:t>
             </w:r>
           </w:p>
@@ -2007,9 +2666,13 @@
           <w:p>
             <w:pPr>
               <w:pStyle w:val="Compact"/>
-              <w:jc w:val="left"/>
-            </w:pPr>
-            <w:r>
+              <w:spacing w:before="20" w:after="20"/>
+              <w:jc w:val="left"/>
+            </w:pPr>
+            <w:r>
+              <w:rPr>
+                <w:sz w:val="18"/>
+              </w:rPr>
               <w:t xml:space="preserve">≥ 90 % success, ≤ 3 taps, ≤ 60 s</w:t>
             </w:r>
           </w:p>
@@ -2017,13 +2680,19 @@
       </w:tr>
       <w:tr>
         <w:tc>
-          <w:tcPr/>
-          <w:p>
-            <w:pPr>
-              <w:pStyle w:val="Compact"/>
-              <w:jc w:val="left"/>
-            </w:pPr>
-            <w:r>
+          <w:tcPr>
+            <w:noWrap/>
+          </w:tcPr>
+          <w:p>
+            <w:pPr>
+              <w:pStyle w:val="Compact"/>
+              <w:spacing w:before="20" w:after="20"/>
+              <w:jc w:val="left"/>
+            </w:pPr>
+            <w:r>
+              <w:rPr>
+                <w:sz w:val="18"/>
+              </w:rPr>
               <w:t xml:space="preserve">C2</w:t>
             </w:r>
           </w:p>
@@ -2033,9 +2702,13 @@
           <w:p>
             <w:pPr>
               <w:pStyle w:val="Compact"/>
-              <w:jc w:val="left"/>
-            </w:pPr>
-            <w:r>
+              <w:spacing w:before="20" w:after="20"/>
+              <w:jc w:val="left"/>
+            </w:pPr>
+            <w:r>
+              <w:rPr>
+                <w:sz w:val="18"/>
+              </w:rPr>
               <w:t xml:space="preserve">"Ứng dụng hỏi ngày hết hạn bảo hiểm hiện tại. Ngày đúng là 20/11/2026. Hãy cập nhật."</w:t>
             </w:r>
           </w:p>
@@ -2045,9 +2718,13 @@
           <w:p>
             <w:pPr>
               <w:pStyle w:val="Compact"/>
-              <w:jc w:val="left"/>
-            </w:pPr>
-            <w:r>
+              <w:spacing w:before="20" w:after="20"/>
+              <w:jc w:val="left"/>
+            </w:pPr>
+            <w:r>
+              <w:rPr>
+                <w:sz w:val="18"/>
+              </w:rPr>
               <w:t xml:space="preserve">Correct date submitted</w:t>
             </w:r>
           </w:p>
@@ -2057,9 +2734,13 @@
           <w:p>
             <w:pPr>
               <w:pStyle w:val="Compact"/>
-              <w:jc w:val="left"/>
-            </w:pPr>
-            <w:r>
+              <w:spacing w:before="20" w:after="20"/>
+              <w:jc w:val="left"/>
+            </w:pPr>
+            <w:r>
+              <w:rPr>
+                <w:sz w:val="18"/>
+              </w:rPr>
               <w:t xml:space="preserve">≥ 90 %, ≤ 45 s</w:t>
             </w:r>
           </w:p>
@@ -2067,13 +2748,87 @@
       </w:tr>
       <w:tr>
         <w:tc>
-          <w:tcPr/>
-          <w:p>
-            <w:pPr>
-              <w:pStyle w:val="Compact"/>
-              <w:jc w:val="left"/>
-            </w:pPr>
-            <w:r>
+          <w:tcPr>
+            <w:noWrap/>
+          </w:tcPr>
+          <w:p>
+            <w:pPr>
+              <w:pStyle w:val="Compact"/>
+              <w:spacing w:before="20" w:after="20"/>
+              <w:jc w:val="left"/>
+            </w:pPr>
+            <w:r>
+              <w:rPr>
+                <w:sz w:val="18"/>
+              </w:rPr>
+              <w:t xml:space="preserve">C2b</w:t>
+            </w:r>
+          </w:p>
+        </w:tc>
+        <w:tc>
+          <w:tcPr/>
+          <w:p>
+            <w:pPr>
+              <w:pStyle w:val="Compact"/>
+              <w:spacing w:before="20" w:after="20"/>
+              <w:jc w:val="left"/>
+            </w:pPr>
+            <w:r>
+              <w:rPr>
+                <w:sz w:val="18"/>
+              </w:rPr>
+              <w:t xml:space="preserve">"Tư vấn viên vừa gửi báo giá cho bạn. Hãy xác nhận và thanh toán." (An advisor has just sent you a quote. Confirm and pay.)</w:t>
+            </w:r>
+          </w:p>
+        </w:tc>
+        <w:tc>
+          <w:tcPr/>
+          <w:p>
+            <w:pPr>
+              <w:pStyle w:val="Compact"/>
+              <w:spacing w:before="20" w:after="20"/>
+              <w:jc w:val="left"/>
+            </w:pPr>
+            <w:r>
+              <w:rPr>
+                <w:sz w:val="18"/>
+              </w:rPr>
+              <w:t xml:space="preserve">Finds the quote on Home and pays</w:t>
+            </w:r>
+          </w:p>
+        </w:tc>
+        <w:tc>
+          <w:tcPr/>
+          <w:p>
+            <w:pPr>
+              <w:pStyle w:val="Compact"/>
+              <w:spacing w:before="20" w:after="20"/>
+              <w:jc w:val="left"/>
+            </w:pPr>
+            <w:r>
+              <w:rPr>
+                <w:sz w:val="18"/>
+              </w:rPr>
+              <w:t xml:space="preserve">≥ 90 %, ≤ 30 s</w:t>
+            </w:r>
+          </w:p>
+        </w:tc>
+      </w:tr>
+      <w:tr>
+        <w:tc>
+          <w:tcPr>
+            <w:noWrap/>
+          </w:tcPr>
+          <w:p>
+            <w:pPr>
+              <w:pStyle w:val="Compact"/>
+              <w:spacing w:before="20" w:after="20"/>
+              <w:jc w:val="left"/>
+            </w:pPr>
+            <w:r>
+              <w:rPr>
+                <w:sz w:val="18"/>
+              </w:rPr>
               <w:t xml:space="preserve">C3</w:t>
             </w:r>
           </w:p>
@@ -2083,9 +2838,13 @@
           <w:p>
             <w:pPr>
               <w:pStyle w:val="Compact"/>
-              <w:jc w:val="left"/>
-            </w:pPr>
-            <w:r>
+              <w:spacing w:before="20" w:after="20"/>
+              <w:jc w:val="left"/>
+            </w:pPr>
+            <w:r>
+              <w:rPr>
+                <w:sz w:val="18"/>
+              </w:rPr>
               <w:t xml:space="preserve">"Bạn muốn thêm bảo hiểm cho người ngồi trên xe. Hãy xem phí và thêm vào."</w:t>
             </w:r>
           </w:p>
@@ -2095,9 +2854,13 @@
           <w:p>
             <w:pPr>
               <w:pStyle w:val="Compact"/>
-              <w:jc w:val="left"/>
-            </w:pPr>
-            <w:r>
+              <w:spacing w:before="20" w:after="20"/>
+              <w:jc w:val="left"/>
+            </w:pPr>
+            <w:r>
+              <w:rPr>
+                <w:sz w:val="18"/>
+              </w:rPr>
               <w:t xml:space="preserve">Add-on included in the order</w:t>
             </w:r>
           </w:p>
@@ -2107,9 +2870,13 @@
           <w:p>
             <w:pPr>
               <w:pStyle w:val="Compact"/>
-              <w:jc w:val="left"/>
-            </w:pPr>
-            <w:r>
+              <w:spacing w:before="20" w:after="20"/>
+              <w:jc w:val="left"/>
+            </w:pPr>
+            <w:r>
+              <w:rPr>
+                <w:sz w:val="18"/>
+              </w:rPr>
               <w:t xml:space="preserve">≥ 80 %</w:t>
             </w:r>
           </w:p>
@@ -2117,13 +2884,19 @@
       </w:tr>
       <w:tr>
         <w:tc>
-          <w:tcPr/>
-          <w:p>
-            <w:pPr>
-              <w:pStyle w:val="Compact"/>
-              <w:jc w:val="left"/>
-            </w:pPr>
-            <w:r>
+          <w:tcPr>
+            <w:noWrap/>
+          </w:tcPr>
+          <w:p>
+            <w:pPr>
+              <w:pStyle w:val="Compact"/>
+              <w:spacing w:before="20" w:after="20"/>
+              <w:jc w:val="left"/>
+            </w:pPr>
+            <w:r>
+              <w:rPr>
+                <w:sz w:val="18"/>
+              </w:rPr>
               <w:t xml:space="preserve">C4</w:t>
             </w:r>
           </w:p>
@@ -2133,9 +2906,13 @@
           <w:p>
             <w:pPr>
               <w:pStyle w:val="Compact"/>
-              <w:jc w:val="left"/>
-            </w:pPr>
-            <w:r>
+              <w:spacing w:before="20" w:after="20"/>
+              <w:jc w:val="left"/>
+            </w:pPr>
+            <w:r>
+              <w:rPr>
+                <w:sz w:val="18"/>
+              </w:rPr>
               <w:t xml:space="preserve">"Cảnh sát giao thông muốn kiểm tra bảo hiểm của bạn. Hãy cho họ xem."</w:t>
             </w:r>
           </w:p>
@@ -2145,9 +2922,13 @@
           <w:p>
             <w:pPr>
               <w:pStyle w:val="Compact"/>
-              <w:jc w:val="left"/>
-            </w:pPr>
-            <w:r>
+              <w:spacing w:before="20" w:after="20"/>
+              <w:jc w:val="left"/>
+            </w:pPr>
+            <w:r>
+              <w:rPr>
+                <w:sz w:val="18"/>
+              </w:rPr>
               <w:t xml:space="preserve">Shows the e-certificate QR; the verification page shows "valid"</w:t>
             </w:r>
           </w:p>
@@ -2157,9 +2938,13 @@
           <w:p>
             <w:pPr>
               <w:pStyle w:val="Compact"/>
-              <w:jc w:val="left"/>
-            </w:pPr>
-            <w:r>
+              <w:spacing w:before="20" w:after="20"/>
+              <w:jc w:val="left"/>
+            </w:pPr>
+            <w:r>
+              <w:rPr>
+                <w:sz w:val="18"/>
+              </w:rPr>
               <w:t xml:space="preserve">≥ 90 %</w:t>
             </w:r>
           </w:p>
@@ -2167,13 +2952,19 @@
       </w:tr>
       <w:tr>
         <w:tc>
-          <w:tcPr/>
-          <w:p>
-            <w:pPr>
-              <w:pStyle w:val="Compact"/>
-              <w:jc w:val="left"/>
-            </w:pPr>
-            <w:r>
+          <w:tcPr>
+            <w:noWrap/>
+          </w:tcPr>
+          <w:p>
+            <w:pPr>
+              <w:pStyle w:val="Compact"/>
+              <w:spacing w:before="20" w:after="20"/>
+              <w:jc w:val="left"/>
+            </w:pPr>
+            <w:r>
+              <w:rPr>
+                <w:sz w:val="18"/>
+              </w:rPr>
               <w:t xml:space="preserve">C5</w:t>
             </w:r>
           </w:p>
@@ -2183,9 +2974,13 @@
           <w:p>
             <w:pPr>
               <w:pStyle w:val="Compact"/>
-              <w:jc w:val="left"/>
-            </w:pPr>
-            <w:r>
+              <w:spacing w:before="20" w:after="20"/>
+              <w:jc w:val="left"/>
+            </w:pPr>
+            <w:r>
+              <w:rPr>
+                <w:sz w:val="18"/>
+              </w:rPr>
               <w:t xml:space="preserve">"Bạn không muốn nhận cuộc gọi tư vấn nữa. Hãy thay đổi."</w:t>
             </w:r>
           </w:p>
@@ -2195,9 +2990,13 @@
           <w:p>
             <w:pPr>
               <w:pStyle w:val="Compact"/>
-              <w:jc w:val="left"/>
-            </w:pPr>
-            <w:r>
+              <w:spacing w:before="20" w:after="20"/>
+              <w:jc w:val="left"/>
+            </w:pPr>
+            <w:r>
+              <w:rPr>
+                <w:sz w:val="18"/>
+              </w:rPr>
               <w:t xml:space="preserve">Call consent off and saved</w:t>
             </w:r>
           </w:p>
@@ -2207,9 +3006,13 @@
           <w:p>
             <w:pPr>
               <w:pStyle w:val="Compact"/>
-              <w:jc w:val="left"/>
-            </w:pPr>
-            <w:r>
+              <w:spacing w:before="20" w:after="20"/>
+              <w:jc w:val="left"/>
+            </w:pPr>
+            <w:r>
+              <w:rPr>
+                <w:sz w:val="18"/>
+              </w:rPr>
               <w:t xml:space="preserve">≥ 90 %</w:t>
             </w:r>
           </w:p>
@@ -2217,13 +3020,19 @@
       </w:tr>
       <w:tr>
         <w:tc>
-          <w:tcPr/>
-          <w:p>
-            <w:pPr>
-              <w:pStyle w:val="Compact"/>
-              <w:jc w:val="left"/>
-            </w:pPr>
-            <w:r>
+          <w:tcPr>
+            <w:noWrap/>
+          </w:tcPr>
+          <w:p>
+            <w:pPr>
+              <w:pStyle w:val="Compact"/>
+              <w:spacing w:before="20" w:after="20"/>
+              <w:jc w:val="left"/>
+            </w:pPr>
+            <w:r>
+              <w:rPr>
+                <w:sz w:val="18"/>
+              </w:rPr>
               <w:t xml:space="preserve">C6</w:t>
             </w:r>
           </w:p>
@@ -2233,9 +3042,13 @@
           <w:p>
             <w:pPr>
               <w:pStyle w:val="Compact"/>
-              <w:jc w:val="left"/>
-            </w:pPr>
-            <w:r>
+              <w:spacing w:before="20" w:after="20"/>
+              <w:jc w:val="left"/>
+            </w:pPr>
+            <w:r>
+              <w:rPr>
+                <w:sz w:val="18"/>
+              </w:rPr>
               <w:t xml:space="preserve">"Bạn vừa bị va chạm nhẹ. Hãy báo tai nạn."</w:t>
             </w:r>
           </w:p>
@@ -2245,9 +3058,13 @@
           <w:p>
             <w:pPr>
               <w:pStyle w:val="Compact"/>
-              <w:jc w:val="left"/>
-            </w:pPr>
-            <w:r>
+              <w:spacing w:before="20" w:after="20"/>
+              <w:jc w:val="left"/>
+            </w:pPr>
+            <w:r>
+              <w:rPr>
+                <w:sz w:val="18"/>
+              </w:rPr>
               <w:t xml:space="preserve">FNOL submitted, and the participant understands the 4-hour callback</w:t>
             </w:r>
           </w:p>
@@ -2257,9 +3074,13 @@
           <w:p>
             <w:pPr>
               <w:pStyle w:val="Compact"/>
-              <w:jc w:val="left"/>
-            </w:pPr>
-            <w:r>
+              <w:spacing w:before="20" w:after="20"/>
+              <w:jc w:val="left"/>
+            </w:pPr>
+            <w:r>
+              <w:rPr>
+                <w:sz w:val="18"/>
+              </w:rPr>
               <w:t xml:space="preserve">≥ 85 %</w:t>
             </w:r>
           </w:p>
@@ -2267,13 +3088,19 @@
       </w:tr>
       <w:tr>
         <w:tc>
-          <w:tcPr/>
-          <w:p>
-            <w:pPr>
-              <w:pStyle w:val="Compact"/>
-              <w:jc w:val="left"/>
-            </w:pPr>
-            <w:r>
+          <w:tcPr>
+            <w:noWrap/>
+          </w:tcPr>
+          <w:p>
+            <w:pPr>
+              <w:pStyle w:val="Compact"/>
+              <w:spacing w:before="20" w:after="20"/>
+              <w:jc w:val="left"/>
+            </w:pPr>
+            <w:r>
+              <w:rPr>
+                <w:sz w:val="18"/>
+              </w:rPr>
               <w:t xml:space="preserve">C7</w:t>
             </w:r>
           </w:p>
@@ -2283,9 +3110,13 @@
           <w:p>
             <w:pPr>
               <w:pStyle w:val="Compact"/>
-              <w:jc w:val="left"/>
-            </w:pPr>
-            <w:r>
+              <w:spacing w:before="20" w:after="20"/>
+              <w:jc w:val="left"/>
+            </w:pPr>
+            <w:r>
+              <w:rPr>
+                <w:sz w:val="18"/>
+              </w:rPr>
               <w:t xml:space="preserve">"Bạn muốn tải dữ liệu cá nhân của mình."</w:t>
             </w:r>
           </w:p>
@@ -2295,9 +3126,13 @@
           <w:p>
             <w:pPr>
               <w:pStyle w:val="Compact"/>
-              <w:jc w:val="left"/>
-            </w:pPr>
-            <w:r>
+              <w:spacing w:before="20" w:after="20"/>
+              <w:jc w:val="left"/>
+            </w:pPr>
+            <w:r>
+              <w:rPr>
+                <w:sz w:val="18"/>
+              </w:rPr>
               <w:t xml:space="preserve">Data export downloaded</w:t>
             </w:r>
           </w:p>
@@ -2307,9 +3142,13 @@
           <w:p>
             <w:pPr>
               <w:pStyle w:val="Compact"/>
-              <w:jc w:val="left"/>
-            </w:pPr>
-            <w:r>
+              <w:spacing w:before="20" w:after="20"/>
+              <w:jc w:val="left"/>
+            </w:pPr>
+            <w:r>
+              <w:rPr>
+                <w:sz w:val="18"/>
+              </w:rPr>
               <w:t xml:space="preserve">≥ 80 %</w:t>
             </w:r>
           </w:p>
@@ -2321,9 +3160,13 @@
           <w:p>
             <w:pPr>
               <w:pStyle w:val="Compact"/>
-              <w:jc w:val="left"/>
-            </w:pPr>
-            <w:r>
+              <w:spacing w:before="20" w:after="20"/>
+              <w:jc w:val="left"/>
+            </w:pPr>
+            <w:r>
+              <w:rPr>
+                <w:sz w:val="18"/>
+              </w:rPr>
               <w:t xml:space="preserve">C8 (comprehension)</w:t>
             </w:r>
           </w:p>
@@ -2333,9 +3176,13 @@
           <w:p>
             <w:pPr>
               <w:pStyle w:val="Compact"/>
-              <w:jc w:val="left"/>
-            </w:pPr>
-            <w:r>
+              <w:spacing w:before="20" w:after="20"/>
+              <w:jc w:val="left"/>
+            </w:pPr>
+            <w:r>
+              <w:rPr>
+                <w:sz w:val="18"/>
+              </w:rPr>
               <w:t xml:space="preserve">"Theo bạn, mua qua VETC có rẻ hơn không? Bạn được gì?" (Is it cheaper via VETC? What do you get?)</w:t>
             </w:r>
           </w:p>
@@ -2345,9 +3192,13 @@
           <w:p>
             <w:pPr>
               <w:pStyle w:val="Compact"/>
-              <w:jc w:val="left"/>
-            </w:pPr>
-            <w:r>
+              <w:spacing w:before="20" w:after="20"/>
+              <w:jc w:val="left"/>
+            </w:pPr>
+            <w:r>
+              <w:rPr>
+                <w:sz w:val="18"/>
+              </w:rPr>
               <w:t xml:space="preserve">States that the price is the same and names ≥ 1 benefit</w:t>
             </w:r>
           </w:p>
@@ -2357,9 +3208,13 @@
           <w:p>
             <w:pPr>
               <w:pStyle w:val="Compact"/>
-              <w:jc w:val="left"/>
-            </w:pPr>
-            <w:r>
+              <w:spacing w:before="20" w:after="20"/>
+              <w:jc w:val="left"/>
+            </w:pPr>
+            <w:r>
+              <w:rPr>
+                <w:sz w:val="18"/>
+              </w:rPr>
               <w:t xml:space="preserve">≥ 80 %</w:t>
             </w:r>
           </w:p>
@@ -2371,9 +3226,13 @@
           <w:p>
             <w:pPr>
               <w:pStyle w:val="Compact"/>
-              <w:jc w:val="left"/>
-            </w:pPr>
-            <w:r>
+              <w:spacing w:before="20" w:after="20"/>
+              <w:jc w:val="left"/>
+            </w:pPr>
+            <w:r>
+              <w:rPr>
+                <w:sz w:val="18"/>
+              </w:rPr>
               <w:t xml:space="preserve">C9 (trust, voice)</w:t>
             </w:r>
           </w:p>
@@ -2383,9 +3242,13 @@
           <w:p>
             <w:pPr>
               <w:pStyle w:val="Compact"/>
-              <w:jc w:val="left"/>
-            </w:pPr>
-            <w:r>
+              <w:spacing w:before="20" w:after="20"/>
+              <w:jc w:val="left"/>
+            </w:pPr>
+            <w:r>
+              <w:rPr>
+                <w:sz w:val="18"/>
+              </w:rPr>
               <w:t xml:space="preserve">Listen to a recorded voice bot call (synthetic). "Bạn có tin cuộc gọi này không? Vì sao?"</w:t>
             </w:r>
           </w:p>
@@ -2395,9 +3258,13 @@
           <w:p>
             <w:pPr>
               <w:pStyle w:val="Compact"/>
-              <w:jc w:val="left"/>
-            </w:pPr>
-            <w:r>
+              <w:spacing w:before="20" w:after="20"/>
+              <w:jc w:val="left"/>
+            </w:pPr>
+            <w:r>
+              <w:rPr>
+                <w:sz w:val="18"/>
+              </w:rPr>
               <w:t xml:space="preserve">Mentions the disclosure, no-OTP promise or plate check</w:t>
             </w:r>
           </w:p>
@@ -2407,9 +3274,13 @@
           <w:p>
             <w:pPr>
               <w:pStyle w:val="Compact"/>
-              <w:jc w:val="left"/>
-            </w:pPr>
-            <w:r>
+              <w:spacing w:before="20" w:after="20"/>
+              <w:jc w:val="left"/>
+            </w:pPr>
+            <w:r>
+              <w:rPr>
+                <w:sz w:val="18"/>
+              </w:rPr>
               <w:t xml:space="preserve">Qualitative</w:t>
             </w:r>
           </w:p>
@@ -2451,12 +3322,14 @@
           <w:p>
             <w:pPr>
               <w:pStyle w:val="Compact"/>
+              <w:spacing w:before="20" w:after="20"/>
               <w:jc w:val="left"/>
             </w:pPr>
             <w:r>
               <w:rPr>
                 <w:b/>
                 <w:color w:val="FFFFFF"/>
+                <w:sz w:val="18"/>
               </w:rPr>
               <w:t xml:space="preserve">#</w:t>
             </w:r>
@@ -2469,12 +3342,14 @@
           <w:p>
             <w:pPr>
               <w:pStyle w:val="Compact"/>
+              <w:spacing w:before="20" w:after="20"/>
               <w:jc w:val="left"/>
             </w:pPr>
             <w:r>
               <w:rPr>
                 <w:b/>
                 <w:color w:val="FFFFFF"/>
+                <w:sz w:val="18"/>
               </w:rPr>
               <w:t xml:space="preserve">Scenario</w:t>
             </w:r>
@@ -2487,12 +3362,14 @@
           <w:p>
             <w:pPr>
               <w:pStyle w:val="Compact"/>
+              <w:spacing w:before="20" w:after="20"/>
               <w:jc w:val="left"/>
             </w:pPr>
             <w:r>
               <w:rPr>
                 <w:b/>
                 <w:color w:val="FFFFFF"/>
+                <w:sz w:val="18"/>
               </w:rPr>
               <w:t xml:space="preserve">Success</w:t>
             </w:r>
@@ -2505,12 +3382,14 @@
           <w:p>
             <w:pPr>
               <w:pStyle w:val="Compact"/>
+              <w:spacing w:before="20" w:after="20"/>
               <w:jc w:val="left"/>
             </w:pPr>
             <w:r>
               <w:rPr>
                 <w:b/>
                 <w:color w:val="FFFFFF"/>
+                <w:sz w:val="18"/>
               </w:rPr>
               <w:t xml:space="preserve">Target</w:t>
             </w:r>
@@ -2519,13 +3398,19 @@
       </w:tr>
       <w:tr>
         <w:tc>
-          <w:tcPr/>
-          <w:p>
-            <w:pPr>
-              <w:pStyle w:val="Compact"/>
-              <w:jc w:val="left"/>
-            </w:pPr>
-            <w:r>
+          <w:tcPr>
+            <w:noWrap/>
+          </w:tcPr>
+          <w:p>
+            <w:pPr>
+              <w:pStyle w:val="Compact"/>
+              <w:spacing w:before="20" w:after="20"/>
+              <w:jc w:val="left"/>
+            </w:pPr>
+            <w:r>
+              <w:rPr>
+                <w:sz w:val="18"/>
+              </w:rPr>
               <w:t xml:space="preserve">A1</w:t>
             </w:r>
           </w:p>
@@ -2535,24 +3420,38 @@
           <w:p>
             <w:pPr>
               <w:pStyle w:val="Compact"/>
-              <w:jc w:val="left"/>
-            </w:pPr>
-            <w:r>
+              <w:spacing w:before="20" w:after="20"/>
+              <w:jc w:val="left"/>
+            </w:pPr>
+            <w:r>
+              <w:rPr>
+                <w:sz w:val="18"/>
+              </w:rPr>
               <w:t xml:space="preserve">Sign in as</w:t>
             </w:r>
             <w:r>
+              <w:rPr>
+                <w:sz w:val="18"/>
+              </w:rPr>
               <w:t xml:space="preserve"> </w:t>
             </w:r>
             <w:r>
               <w:rPr>
                 <w:rStyle w:val="VerbatimChar"/>
+                <w:sz w:val="18"/>
               </w:rPr>
               <w:t xml:space="preserve">agent.hn</w:t>
             </w:r>
             <w:r>
+              <w:rPr>
+                <w:sz w:val="18"/>
+              </w:rPr>
               <w:t xml:space="preserve"> </w:t>
             </w:r>
             <w:r>
+              <w:rPr>
+                <w:sz w:val="18"/>
+              </w:rPr>
               <w:t xml:space="preserve">and find the most urgent customer who wants a call back</w:t>
             </w:r>
           </w:p>
@@ -2562,9 +3461,13 @@
           <w:p>
             <w:pPr>
               <w:pStyle w:val="Compact"/>
-              <w:jc w:val="left"/>
-            </w:pPr>
-            <w:r>
+              <w:spacing w:before="20" w:after="20"/>
+              <w:jc w:val="left"/>
+            </w:pPr>
+            <w:r>
+              <w:rPr>
+                <w:sz w:val="18"/>
+              </w:rPr>
               <w:t xml:space="preserve">Claims the right handoff (hot, oldest)</w:t>
             </w:r>
           </w:p>
@@ -2574,9 +3477,13 @@
           <w:p>
             <w:pPr>
               <w:pStyle w:val="Compact"/>
-              <w:jc w:val="left"/>
-            </w:pPr>
-            <w:r>
+              <w:spacing w:before="20" w:after="20"/>
+              <w:jc w:val="left"/>
+            </w:pPr>
+            <w:r>
+              <w:rPr>
+                <w:sz w:val="18"/>
+              </w:rPr>
               <w:t xml:space="preserve">≥ 90 %, ≤ 30 s</w:t>
             </w:r>
           </w:p>
@@ -2584,13 +3491,19 @@
       </w:tr>
       <w:tr>
         <w:tc>
-          <w:tcPr/>
-          <w:p>
-            <w:pPr>
-              <w:pStyle w:val="Compact"/>
-              <w:jc w:val="left"/>
-            </w:pPr>
-            <w:r>
+          <w:tcPr>
+            <w:noWrap/>
+          </w:tcPr>
+          <w:p>
+            <w:pPr>
+              <w:pStyle w:val="Compact"/>
+              <w:spacing w:before="20" w:after="20"/>
+              <w:jc w:val="left"/>
+            </w:pPr>
+            <w:r>
+              <w:rPr>
+                <w:sz w:val="18"/>
+              </w:rPr>
               <w:t xml:space="preserve">A2</w:t>
             </w:r>
           </w:p>
@@ -2600,9 +3513,13 @@
           <w:p>
             <w:pPr>
               <w:pStyle w:val="Compact"/>
-              <w:jc w:val="left"/>
-            </w:pPr>
-            <w:r>
+              <w:spacing w:before="20" w:after="20"/>
+              <w:jc w:val="left"/>
+            </w:pPr>
+            <w:r>
+              <w:rPr>
+                <w:sz w:val="18"/>
+              </w:rPr>
               <w:t xml:space="preserve">Prepare for the call: what should you mention, and what concerns did the customer raise?</w:t>
             </w:r>
           </w:p>
@@ -2612,9 +3529,13 @@
           <w:p>
             <w:pPr>
               <w:pStyle w:val="Compact"/>
-              <w:jc w:val="left"/>
-            </w:pPr>
-            <w:r>
+              <w:spacing w:before="20" w:after="20"/>
+              <w:jc w:val="left"/>
+            </w:pPr>
+            <w:r>
+              <w:rPr>
+                <w:sz w:val="18"/>
+              </w:rPr>
               <w:t xml:space="preserve">Names ≥ 2 talking points and the trust or price flag</w:t>
             </w:r>
           </w:p>
@@ -2624,9 +3545,13 @@
           <w:p>
             <w:pPr>
               <w:pStyle w:val="Compact"/>
-              <w:jc w:val="left"/>
-            </w:pPr>
-            <w:r>
+              <w:spacing w:before="20" w:after="20"/>
+              <w:jc w:val="left"/>
+            </w:pPr>
+            <w:r>
+              <w:rPr>
+                <w:sz w:val="18"/>
+              </w:rPr>
               <w:t xml:space="preserve">≥ 90 %</w:t>
             </w:r>
           </w:p>
@@ -2634,13 +3559,19 @@
       </w:tr>
       <w:tr>
         <w:tc>
-          <w:tcPr/>
-          <w:p>
-            <w:pPr>
-              <w:pStyle w:val="Compact"/>
-              <w:jc w:val="left"/>
-            </w:pPr>
-            <w:r>
+          <w:tcPr>
+            <w:noWrap/>
+          </w:tcPr>
+          <w:p>
+            <w:pPr>
+              <w:pStyle w:val="Compact"/>
+              <w:spacing w:before="20" w:after="20"/>
+              <w:jc w:val="left"/>
+            </w:pPr>
+            <w:r>
+              <w:rPr>
+                <w:sz w:val="18"/>
+              </w:rPr>
               <w:t xml:space="preserve">A3</w:t>
             </w:r>
           </w:p>
@@ -2650,9 +3581,13 @@
           <w:p>
             <w:pPr>
               <w:pStyle w:val="Compact"/>
-              <w:jc w:val="left"/>
-            </w:pPr>
-            <w:r>
+              <w:spacing w:before="20" w:after="20"/>
+              <w:jc w:val="left"/>
+            </w:pPr>
+            <w:r>
+              <w:rPr>
+                <w:sz w:val="18"/>
+              </w:rPr>
               <w:t xml:space="preserve">The customer wants TNDS plus accident cover for 7 seats. Quote it.</w:t>
             </w:r>
           </w:p>
@@ -2662,9 +3597,13 @@
           <w:p>
             <w:pPr>
               <w:pStyle w:val="Compact"/>
-              <w:jc w:val="left"/>
-            </w:pPr>
-            <w:r>
+              <w:spacing w:before="20" w:after="20"/>
+              <w:jc w:val="left"/>
+            </w:pPr>
+            <w:r>
+              <w:rPr>
+                <w:sz w:val="18"/>
+              </w:rPr>
               <w:t xml:space="preserve">Correct quote with PA_SEAT</w:t>
             </w:r>
           </w:p>
@@ -2674,9 +3613,13 @@
           <w:p>
             <w:pPr>
               <w:pStyle w:val="Compact"/>
-              <w:jc w:val="left"/>
-            </w:pPr>
-            <w:r>
+              <w:spacing w:before="20" w:after="20"/>
+              <w:jc w:val="left"/>
+            </w:pPr>
+            <w:r>
+              <w:rPr>
+                <w:sz w:val="18"/>
+              </w:rPr>
               <w:t xml:space="preserve">≥ 85 %, ≤ 90 s</w:t>
             </w:r>
           </w:p>
@@ -2684,13 +3627,19 @@
       </w:tr>
       <w:tr>
         <w:tc>
-          <w:tcPr/>
-          <w:p>
-            <w:pPr>
-              <w:pStyle w:val="Compact"/>
-              <w:jc w:val="left"/>
-            </w:pPr>
-            <w:r>
+          <w:tcPr>
+            <w:noWrap/>
+          </w:tcPr>
+          <w:p>
+            <w:pPr>
+              <w:pStyle w:val="Compact"/>
+              <w:spacing w:before="20" w:after="20"/>
+              <w:jc w:val="left"/>
+            </w:pPr>
+            <w:r>
+              <w:rPr>
+                <w:sz w:val="18"/>
+              </w:rPr>
               <w:t xml:space="preserve">A4</w:t>
             </w:r>
           </w:p>
@@ -2700,33 +3649,71 @@
           <w:p>
             <w:pPr>
               <w:pStyle w:val="Compact"/>
-              <w:jc w:val="left"/>
-            </w:pPr>
-            <w:r>
-              <w:t xml:space="preserve">The customer prefers to pay in their app. Complete the sale.</w:t>
-            </w:r>
-          </w:p>
-        </w:tc>
-        <w:tc>
-          <w:tcPr/>
-          <w:p>
-            <w:pPr>
-              <w:pStyle w:val="Compact"/>
-              <w:jc w:val="left"/>
-            </w:pPr>
-            <w:r>
-              <w:t xml:space="preserve">Sends the one-tap link, not issuing over the phone</w:t>
-            </w:r>
-          </w:p>
-        </w:tc>
-        <w:tc>
-          <w:tcPr/>
-          <w:p>
-            <w:pPr>
-              <w:pStyle w:val="Compact"/>
-              <w:jc w:val="left"/>
-            </w:pPr>
-            <w:r>
+              <w:spacing w:before="20" w:after="20"/>
+              <w:jc w:val="left"/>
+            </w:pPr>
+            <w:r>
+              <w:rPr>
+                <w:sz w:val="18"/>
+              </w:rPr>
+              <w:t xml:space="preserve">The customer wants to buy now. Complete the sale.</w:t>
+            </w:r>
+          </w:p>
+        </w:tc>
+        <w:tc>
+          <w:tcPr/>
+          <w:p>
+            <w:pPr>
+              <w:pStyle w:val="Compact"/>
+              <w:spacing w:before="20" w:after="20"/>
+              <w:jc w:val="left"/>
+            </w:pPr>
+            <w:r>
+              <w:rPr>
+                <w:sz w:val="18"/>
+              </w:rPr>
+              <w:t xml:space="preserve">Selects</w:t>
+            </w:r>
+            <w:r>
+              <w:rPr>
+                <w:sz w:val="18"/>
+              </w:rPr>
+              <w:t xml:space="preserve"> </w:t>
+            </w:r>
+            <w:r>
+              <w:rPr>
+                <w:bCs/>
+                <w:b/>
+                <w:sz w:val="18"/>
+              </w:rPr>
+              <w:t xml:space="preserve">Send to customer's VETC app to confirm &amp; pay</w:t>
+            </w:r>
+            <w:r>
+              <w:rPr>
+                <w:sz w:val="18"/>
+              </w:rPr>
+              <w:t xml:space="preserve"> </w:t>
+            </w:r>
+            <w:r>
+              <w:rPr>
+                <w:sz w:val="18"/>
+              </w:rPr>
+              <w:t xml:space="preserve">and guides the customer to confirm in the app; takes no payment details</w:t>
+            </w:r>
+          </w:p>
+        </w:tc>
+        <w:tc>
+          <w:tcPr/>
+          <w:p>
+            <w:pPr>
+              <w:pStyle w:val="Compact"/>
+              <w:spacing w:before="20" w:after="20"/>
+              <w:jc w:val="left"/>
+            </w:pPr>
+            <w:r>
+              <w:rPr>
+                <w:sz w:val="18"/>
+              </w:rPr>
               <w:t xml:space="preserve">≥ 90 %</w:t>
             </w:r>
           </w:p>
@@ -2734,13 +3721,19 @@
       </w:tr>
       <w:tr>
         <w:tc>
-          <w:tcPr/>
-          <w:p>
-            <w:pPr>
-              <w:pStyle w:val="Compact"/>
-              <w:jc w:val="left"/>
-            </w:pPr>
-            <w:r>
+          <w:tcPr>
+            <w:noWrap/>
+          </w:tcPr>
+          <w:p>
+            <w:pPr>
+              <w:pStyle w:val="Compact"/>
+              <w:spacing w:before="20" w:after="20"/>
+              <w:jc w:val="left"/>
+            </w:pPr>
+            <w:r>
+              <w:rPr>
+                <w:sz w:val="18"/>
+              </w:rPr>
               <w:t xml:space="preserve">A5</w:t>
             </w:r>
           </w:p>
@@ -2750,9 +3743,13 @@
           <w:p>
             <w:pPr>
               <w:pStyle w:val="Compact"/>
-              <w:jc w:val="left"/>
-            </w:pPr>
-            <w:r>
+              <w:spacing w:before="20" w:after="20"/>
+              <w:jc w:val="left"/>
+            </w:pPr>
+            <w:r>
+              <w:rPr>
+                <w:sz w:val="18"/>
+              </w:rPr>
               <w:t xml:space="preserve">The customer asks "Can you give me a discount?" How does the screen help you answer?</w:t>
             </w:r>
           </w:p>
@@ -2762,9 +3759,13 @@
           <w:p>
             <w:pPr>
               <w:pStyle w:val="Compact"/>
-              <w:jc w:val="left"/>
-            </w:pPr>
-            <w:r>
+              <w:spacing w:before="20" w:after="20"/>
+              <w:jc w:val="left"/>
+            </w:pPr>
+            <w:r>
+              <w:rPr>
+                <w:sz w:val="18"/>
+              </w:rPr>
               <w:t xml:space="preserve">Uses the regulated-price explanation and value benefits</w:t>
             </w:r>
           </w:p>
@@ -2774,9 +3775,13 @@
           <w:p>
             <w:pPr>
               <w:pStyle w:val="Compact"/>
-              <w:jc w:val="left"/>
-            </w:pPr>
-            <w:r>
+              <w:spacing w:before="20" w:after="20"/>
+              <w:jc w:val="left"/>
+            </w:pPr>
+            <w:r>
+              <w:rPr>
+                <w:sz w:val="18"/>
+              </w:rPr>
               <w:t xml:space="preserve">≥ 90 %</w:t>
             </w:r>
           </w:p>
@@ -2784,13 +3789,19 @@
       </w:tr>
       <w:tr>
         <w:tc>
-          <w:tcPr/>
-          <w:p>
-            <w:pPr>
-              <w:pStyle w:val="Compact"/>
-              <w:jc w:val="left"/>
-            </w:pPr>
-            <w:r>
+          <w:tcPr>
+            <w:noWrap/>
+          </w:tcPr>
+          <w:p>
+            <w:pPr>
+              <w:pStyle w:val="Compact"/>
+              <w:spacing w:before="20" w:after="20"/>
+              <w:jc w:val="left"/>
+            </w:pPr>
+            <w:r>
+              <w:rPr>
+                <w:sz w:val="18"/>
+              </w:rPr>
               <w:t xml:space="preserve">A6</w:t>
             </w:r>
           </w:p>
@@ -2800,9 +3811,13 @@
           <w:p>
             <w:pPr>
               <w:pStyle w:val="Compact"/>
-              <w:jc w:val="left"/>
-            </w:pPr>
-            <w:r>
+              <w:spacing w:before="20" w:after="20"/>
+              <w:jc w:val="left"/>
+            </w:pPr>
+            <w:r>
+              <w:rPr>
+                <w:sz w:val="18"/>
+              </w:rPr>
               <w:t xml:space="preserve">Record that the customer will decide tomorrow</w:t>
             </w:r>
           </w:p>
@@ -2812,24 +3827,38 @@
           <w:p>
             <w:pPr>
               <w:pStyle w:val="Compact"/>
-              <w:jc w:val="left"/>
-            </w:pPr>
-            <w:r>
+              <w:spacing w:before="20" w:after="20"/>
+              <w:jc w:val="left"/>
+            </w:pPr>
+            <w:r>
+              <w:rPr>
+                <w:sz w:val="18"/>
+              </w:rPr>
               <w:t xml:space="preserve">Status</w:t>
             </w:r>
             <w:r>
+              <w:rPr>
+                <w:sz w:val="18"/>
+              </w:rPr>
               <w:t xml:space="preserve"> </w:t>
             </w:r>
             <w:r>
               <w:rPr>
                 <w:rStyle w:val="VerbatimChar"/>
+                <w:sz w:val="18"/>
               </w:rPr>
               <w:t xml:space="preserve">callback</w:t>
             </w:r>
             <w:r>
+              <w:rPr>
+                <w:sz w:val="18"/>
+              </w:rPr>
               <w:t xml:space="preserve"> </w:t>
             </w:r>
             <w:r>
+              <w:rPr>
+                <w:sz w:val="18"/>
+              </w:rPr>
               <w:t xml:space="preserve">with note</w:t>
             </w:r>
           </w:p>
@@ -2839,9 +3868,13 @@
           <w:p>
             <w:pPr>
               <w:pStyle w:val="Compact"/>
-              <w:jc w:val="left"/>
-            </w:pPr>
-            <w:r>
+              <w:spacing w:before="20" w:after="20"/>
+              <w:jc w:val="left"/>
+            </w:pPr>
+            <w:r>
+              <w:rPr>
+                <w:sz w:val="18"/>
+              </w:rPr>
               <w:t xml:space="preserve">≥ 95 %</w:t>
             </w:r>
           </w:p>
@@ -2849,13 +3882,19 @@
       </w:tr>
       <w:tr>
         <w:tc>
-          <w:tcPr/>
-          <w:p>
-            <w:pPr>
-              <w:pStyle w:val="Compact"/>
-              <w:jc w:val="left"/>
-            </w:pPr>
-            <w:r>
+          <w:tcPr>
+            <w:noWrap/>
+          </w:tcPr>
+          <w:p>
+            <w:pPr>
+              <w:pStyle w:val="Compact"/>
+              <w:spacing w:before="20" w:after="20"/>
+              <w:jc w:val="left"/>
+            </w:pPr>
+            <w:r>
+              <w:rPr>
+                <w:sz w:val="18"/>
+              </w:rPr>
               <w:t xml:space="preserve">A7</w:t>
             </w:r>
           </w:p>
@@ -2865,9 +3904,13 @@
           <w:p>
             <w:pPr>
               <w:pStyle w:val="Compact"/>
-              <w:jc w:val="left"/>
-            </w:pPr>
-            <w:r>
+              <w:spacing w:before="20" w:after="20"/>
+              <w:jc w:val="left"/>
+            </w:pPr>
+            <w:r>
+              <w:rPr>
+                <w:sz w:val="18"/>
+              </w:rPr>
               <w:t xml:space="preserve">Explain why this customer has a score of 82</w:t>
             </w:r>
           </w:p>
@@ -2877,9 +3920,13 @@
           <w:p>
             <w:pPr>
               <w:pStyle w:val="Compact"/>
-              <w:jc w:val="left"/>
-            </w:pPr>
-            <w:r>
+              <w:spacing w:before="20" w:after="20"/>
+              <w:jc w:val="left"/>
+            </w:pPr>
+            <w:r>
+              <w:rPr>
+                <w:sz w:val="18"/>
+              </w:rPr>
               <w:t xml:space="preserve">Reads the factor reasons correctly</w:t>
             </w:r>
           </w:p>
@@ -2889,9 +3936,13 @@
           <w:p>
             <w:pPr>
               <w:pStyle w:val="Compact"/>
-              <w:jc w:val="left"/>
-            </w:pPr>
-            <w:r>
+              <w:spacing w:before="20" w:after="20"/>
+              <w:jc w:val="left"/>
+            </w:pPr>
+            <w:r>
+              <w:rPr>
+                <w:sz w:val="18"/>
+              </w:rPr>
               <w:t xml:space="preserve">≥ 80 %</w:t>
             </w:r>
           </w:p>
@@ -2931,12 +3982,14 @@
           <w:p>
             <w:pPr>
               <w:pStyle w:val="Compact"/>
+              <w:spacing w:before="20" w:after="20"/>
               <w:jc w:val="left"/>
             </w:pPr>
             <w:r>
               <w:rPr>
                 <w:b/>
                 <w:color w:val="FFFFFF"/>
+                <w:sz w:val="18"/>
               </w:rPr>
               <w:t xml:space="preserve">Role</w:t>
             </w:r>
@@ -2949,12 +4002,14 @@
           <w:p>
             <w:pPr>
               <w:pStyle w:val="Compact"/>
+              <w:spacing w:before="20" w:after="20"/>
               <w:jc w:val="left"/>
             </w:pPr>
             <w:r>
               <w:rPr>
                 <w:b/>
                 <w:color w:val="FFFFFF"/>
+                <w:sz w:val="18"/>
               </w:rPr>
               <w:t xml:space="preserve">Tasks</w:t>
             </w:r>
@@ -2963,13 +4018,19 @@
       </w:tr>
       <w:tr>
         <w:tc>
-          <w:tcPr/>
-          <w:p>
-            <w:pPr>
-              <w:pStyle w:val="Compact"/>
-              <w:jc w:val="left"/>
-            </w:pPr>
-            <w:r>
+          <w:tcPr>
+            <w:noWrap/>
+          </w:tcPr>
+          <w:p>
+            <w:pPr>
+              <w:pStyle w:val="Compact"/>
+              <w:spacing w:before="20" w:after="20"/>
+              <w:jc w:val="left"/>
+            </w:pPr>
+            <w:r>
+              <w:rPr>
+                <w:sz w:val="18"/>
+              </w:rPr>
               <w:t xml:space="preserve">Supervisor</w:t>
             </w:r>
           </w:p>
@@ -2979,23 +4040,31 @@
           <w:p>
             <w:pPr>
               <w:pStyle w:val="Compact"/>
-              <w:jc w:val="left"/>
-            </w:pPr>
-            <w:r>
-              <w:t xml:space="preserve">Reassign a handoff from an absent agent. Find how many handoffs are older than one day.</w:t>
-            </w:r>
-          </w:p>
-        </w:tc>
-      </w:tr>
-      <w:tr>
-        <w:tc>
-          <w:tcPr/>
-          <w:p>
-            <w:pPr>
-              <w:pStyle w:val="Compact"/>
-              <w:jc w:val="left"/>
-            </w:pPr>
-            <w:r>
+              <w:spacing w:before="20" w:after="20"/>
+              <w:jc w:val="left"/>
+            </w:pPr>
+            <w:r>
+              <w:rPr>
+                <w:sz w:val="18"/>
+              </w:rPr>
+              <w:t xml:space="preserve">Find the open handoffs of an absent agent and explain how to reassign them. Find how many handoffs are older than one day.</w:t>
+            </w:r>
+          </w:p>
+        </w:tc>
+      </w:tr>
+      <w:tr>
+        <w:tc>
+          <w:tcPr/>
+          <w:p>
+            <w:pPr>
+              <w:pStyle w:val="Compact"/>
+              <w:spacing w:before="20" w:after="20"/>
+              <w:jc w:val="left"/>
+            </w:pPr>
+            <w:r>
+              <w:rPr>
+                <w:sz w:val="18"/>
+              </w:rPr>
               <w:t xml:space="preserve">Campaign manager</w:t>
             </w:r>
           </w:p>
@@ -3005,9 +4074,13 @@
           <w:p>
             <w:pPr>
               <w:pStyle w:val="Compact"/>
-              <w:jc w:val="left"/>
-            </w:pPr>
-            <w:r>
+              <w:spacing w:before="20" w:after="20"/>
+              <w:jc w:val="left"/>
+            </w:pPr>
+            <w:r>
+              <w:rPr>
+                <w:sz w:val="18"/>
+              </w:rPr>
               <w:t xml:space="preserve">Find hot leads expiring within 14 days in TP.HCM. Run due touchpoints and explain why 3 were skipped. Simulate a wallet top-up event for a customer.</w:t>
             </w:r>
           </w:p>
@@ -3019,9 +4092,13 @@
           <w:p>
             <w:pPr>
               <w:pStyle w:val="Compact"/>
-              <w:jc w:val="left"/>
-            </w:pPr>
-            <w:r>
+              <w:spacing w:before="20" w:after="20"/>
+              <w:jc w:val="left"/>
+            </w:pPr>
+            <w:r>
+              <w:rPr>
+                <w:sz w:val="18"/>
+              </w:rPr>
               <w:t xml:space="preserve">Rule author</w:t>
             </w:r>
           </w:p>
@@ -3031,9 +4108,13 @@
           <w:p>
             <w:pPr>
               <w:pStyle w:val="Compact"/>
-              <w:jc w:val="left"/>
-            </w:pPr>
-            <w:r>
+              <w:spacing w:before="20" w:after="20"/>
+              <w:jc w:val="left"/>
+            </w:pPr>
+            <w:r>
+              <w:rPr>
+                <w:sz w:val="18"/>
+              </w:rPr>
               <w:t xml:space="preserve">Raise the hot threshold from 70 to 75, validate, simulate on a given customer, and submit. Try to add "giảm giá" to a template and explain the rejection.</w:t>
             </w:r>
           </w:p>
@@ -3045,9 +4126,13 @@
           <w:p>
             <w:pPr>
               <w:pStyle w:val="Compact"/>
-              <w:jc w:val="left"/>
-            </w:pPr>
-            <w:r>
+              <w:spacing w:before="20" w:after="20"/>
+              <w:jc w:val="left"/>
+            </w:pPr>
+            <w:r>
+              <w:rPr>
+                <w:sz w:val="18"/>
+              </w:rPr>
               <w:t xml:space="preserve">Rule approver</w:t>
             </w:r>
           </w:p>
@@ -3057,9 +4142,13 @@
           <w:p>
             <w:pPr>
               <w:pStyle w:val="Compact"/>
-              <w:jc w:val="left"/>
-            </w:pPr>
-            <w:r>
+              <w:spacing w:before="20" w:after="20"/>
+              <w:jc w:val="left"/>
+            </w:pPr>
+            <w:r>
+              <w:rPr>
+                <w:sz w:val="18"/>
+              </w:rPr>
               <w:t xml:space="preserve">Review and approve the author's change. Try to approve your own draft (expect it to be refused).</w:t>
             </w:r>
           </w:p>
@@ -3067,13 +4156,19 @@
       </w:tr>
       <w:tr>
         <w:tc>
-          <w:tcPr/>
-          <w:p>
-            <w:pPr>
-              <w:pStyle w:val="Compact"/>
-              <w:jc w:val="left"/>
-            </w:pPr>
-            <w:r>
+          <w:tcPr>
+            <w:noWrap/>
+          </w:tcPr>
+          <w:p>
+            <w:pPr>
+              <w:pStyle w:val="Compact"/>
+              <w:spacing w:before="20" w:after="20"/>
+              <w:jc w:val="left"/>
+            </w:pPr>
+            <w:r>
+              <w:rPr>
+                <w:sz w:val="18"/>
+              </w:rPr>
               <w:t xml:space="preserve">Compliance</w:t>
             </w:r>
           </w:p>
@@ -3083,23 +4178,56 @@
           <w:p>
             <w:pPr>
               <w:pStyle w:val="Compact"/>
-              <w:jc w:val="left"/>
-            </w:pPr>
-            <w:r>
-              <w:t xml:space="preserve">Find who approved the last scoring change. Verify the audit chain. Export a customer's data for a DSAR. Attempt erasure on a customer with an active policy and explain the outcome.</w:t>
-            </w:r>
-          </w:p>
-        </w:tc>
-      </w:tr>
-      <w:tr>
-        <w:tc>
-          <w:tcPr/>
-          <w:p>
-            <w:pPr>
-              <w:pStyle w:val="Compact"/>
-              <w:jc w:val="left"/>
-            </w:pPr>
-            <w:r>
+              <w:spacing w:before="20" w:after="20"/>
+              <w:jc w:val="left"/>
+            </w:pPr>
+            <w:r>
+              <w:rPr>
+                <w:sz w:val="18"/>
+              </w:rPr>
+              <w:t xml:space="preserve">Find who approved the last scoring change. Check the audit chain status. Approve a pending</w:t>
+            </w:r>
+            <w:r>
+              <w:rPr>
+                <w:sz w:val="18"/>
+              </w:rPr>
+              <w:t xml:space="preserve"> </w:t>
+            </w:r>
+            <w:r>
+              <w:rPr>
+                <w:rStyle w:val="VerbatimChar"/>
+                <w:sz w:val="18"/>
+              </w:rPr>
+              <w:t xml:space="preserve">contact_policy</w:t>
+            </w:r>
+            <w:r>
+              <w:rPr>
+                <w:sz w:val="18"/>
+              </w:rPr>
+              <w:t xml:space="preserve"> </w:t>
+            </w:r>
+            <w:r>
+              <w:rPr>
+                <w:sz w:val="18"/>
+              </w:rPr>
+              <w:t xml:space="preserve">change (restricted kind). Explain the outcome of an erasure request for a customer with an active policy.</w:t>
+            </w:r>
+          </w:p>
+        </w:tc>
+      </w:tr>
+      <w:tr>
+        <w:tc>
+          <w:tcPr/>
+          <w:p>
+            <w:pPr>
+              <w:pStyle w:val="Compact"/>
+              <w:spacing w:before="20" w:after="20"/>
+              <w:jc w:val="left"/>
+            </w:pPr>
+            <w:r>
+              <w:rPr>
+                <w:sz w:val="18"/>
+              </w:rPr>
               <w:t xml:space="preserve">Data steward</w:t>
             </w:r>
           </w:p>
@@ -3109,24 +4237,38 @@
           <w:p>
             <w:pPr>
               <w:pStyle w:val="Compact"/>
-              <w:jc w:val="left"/>
-            </w:pPr>
-            <w:r>
+              <w:spacing w:before="20" w:after="20"/>
+              <w:jc w:val="left"/>
+            </w:pPr>
+            <w:r>
+              <w:rPr>
+                <w:sz w:val="18"/>
+              </w:rPr>
               <w:t xml:space="preserve">Resolve a</w:t>
             </w:r>
             <w:r>
+              <w:rPr>
+                <w:sz w:val="18"/>
+              </w:rPr>
               <w:t xml:space="preserve"> </w:t>
             </w:r>
             <w:r>
               <w:rPr>
                 <w:rStyle w:val="VerbatimChar"/>
+                <w:sz w:val="18"/>
               </w:rPr>
               <w:t xml:space="preserve">plate_mismatch</w:t>
             </w:r>
             <w:r>
+              <w:rPr>
+                <w:sz w:val="18"/>
+              </w:rPr>
               <w:t xml:space="preserve"> </w:t>
             </w:r>
             <w:r>
+              <w:rPr>
+                <w:sz w:val="18"/>
+              </w:rPr>
               <w:t xml:space="preserve">issue. Correct an expiry with evidence.</w:t>
             </w:r>
           </w:p>
@@ -3138,9 +4280,13 @@
           <w:p>
             <w:pPr>
               <w:pStyle w:val="Compact"/>
-              <w:jc w:val="left"/>
-            </w:pPr>
-            <w:r>
+              <w:spacing w:before="20" w:after="20"/>
+              <w:jc w:val="left"/>
+            </w:pPr>
+            <w:r>
+              <w:rPr>
+                <w:sz w:val="18"/>
+              </w:rPr>
               <w:t xml:space="preserve">Claims handler</w:t>
             </w:r>
           </w:p>
@@ -3150,9 +4296,13 @@
           <w:p>
             <w:pPr>
               <w:pStyle w:val="Compact"/>
-              <w:jc w:val="left"/>
-            </w:pPr>
-            <w:r>
+              <w:spacing w:before="20" w:after="20"/>
+              <w:jc w:val="left"/>
+            </w:pPr>
+            <w:r>
+              <w:rPr>
+                <w:sz w:val="18"/>
+              </w:rPr>
               <w:t xml:space="preserve">Acknowledge the claim closest to breaching its SLA. Move a claim to assessor assigned.</w:t>
             </w:r>
           </w:p>
@@ -3202,12 +4352,14 @@
           <w:p>
             <w:pPr>
               <w:pStyle w:val="Compact"/>
+              <w:spacing w:before="20" w:after="20"/>
               <w:jc w:val="left"/>
             </w:pPr>
             <w:r>
               <w:rPr>
                 <w:b/>
                 <w:color w:val="FFFFFF"/>
+                <w:sz w:val="18"/>
               </w:rPr>
               <w:t xml:space="preserve">Metric</w:t>
             </w:r>
@@ -3220,12 +4372,14 @@
           <w:p>
             <w:pPr>
               <w:pStyle w:val="Compact"/>
+              <w:spacing w:before="20" w:after="20"/>
               <w:jc w:val="left"/>
             </w:pPr>
             <w:r>
               <w:rPr>
                 <w:b/>
                 <w:color w:val="FFFFFF"/>
+                <w:sz w:val="18"/>
               </w:rPr>
               <w:t xml:space="preserve">Customer app</w:t>
             </w:r>
@@ -3238,12 +4392,14 @@
           <w:p>
             <w:pPr>
               <w:pStyle w:val="Compact"/>
+              <w:spacing w:before="20" w:after="20"/>
               <w:jc w:val="left"/>
             </w:pPr>
             <w:r>
               <w:rPr>
                 <w:b/>
                 <w:color w:val="FFFFFF"/>
+                <w:sz w:val="18"/>
               </w:rPr>
               <w:t xml:space="preserve">Staff console (agents)</w:t>
             </w:r>
@@ -3256,12 +4412,14 @@
           <w:p>
             <w:pPr>
               <w:pStyle w:val="Compact"/>
+              <w:spacing w:before="20" w:after="20"/>
               <w:jc w:val="left"/>
             </w:pPr>
             <w:r>
               <w:rPr>
                 <w:b/>
                 <w:color w:val="FFFFFF"/>
+                <w:sz w:val="18"/>
               </w:rPr>
               <w:t xml:space="preserve">Staff console (other roles)</w:t>
             </w:r>
@@ -3274,9 +4432,13 @@
           <w:p>
             <w:pPr>
               <w:pStyle w:val="Compact"/>
-              <w:jc w:val="left"/>
-            </w:pPr>
-            <w:r>
+              <w:spacing w:before="20" w:after="20"/>
+              <w:jc w:val="left"/>
+            </w:pPr>
+            <w:r>
+              <w:rPr>
+                <w:sz w:val="18"/>
+              </w:rPr>
               <w:t xml:space="preserve">Task success (unassisted)</w:t>
             </w:r>
           </w:p>
@@ -3286,9 +4448,13 @@
           <w:p>
             <w:pPr>
               <w:pStyle w:val="Compact"/>
-              <w:jc w:val="left"/>
-            </w:pPr>
-            <w:r>
+              <w:spacing w:before="20" w:after="20"/>
+              <w:jc w:val="left"/>
+            </w:pPr>
+            <w:r>
+              <w:rPr>
+                <w:sz w:val="18"/>
+              </w:rPr>
               <w:t xml:space="preserve">≥ 90 % core tasks (C1, C2, C4, C5)</w:t>
             </w:r>
           </w:p>
@@ -3298,9 +4464,13 @@
           <w:p>
             <w:pPr>
               <w:pStyle w:val="Compact"/>
-              <w:jc w:val="left"/>
-            </w:pPr>
-            <w:r>
+              <w:spacing w:before="20" w:after="20"/>
+              <w:jc w:val="left"/>
+            </w:pPr>
+            <w:r>
+              <w:rPr>
+                <w:sz w:val="18"/>
+              </w:rPr>
               <w:t xml:space="preserve">≥ 90 % core tasks (A1, A3, A4, A6)</w:t>
             </w:r>
           </w:p>
@@ -3310,9 +4480,13 @@
           <w:p>
             <w:pPr>
               <w:pStyle w:val="Compact"/>
-              <w:jc w:val="left"/>
-            </w:pPr>
-            <w:r>
+              <w:spacing w:before="20" w:after="20"/>
+              <w:jc w:val="left"/>
+            </w:pPr>
+            <w:r>
+              <w:rPr>
+                <w:sz w:val="18"/>
+              </w:rPr>
               <w:t xml:space="preserve">≥ 85 %</w:t>
             </w:r>
           </w:p>
@@ -3324,9 +4498,13 @@
           <w:p>
             <w:pPr>
               <w:pStyle w:val="Compact"/>
-              <w:jc w:val="left"/>
-            </w:pPr>
-            <w:r>
+              <w:spacing w:before="20" w:after="20"/>
+              <w:jc w:val="left"/>
+            </w:pPr>
+            <w:r>
+              <w:rPr>
+                <w:sz w:val="18"/>
+              </w:rPr>
               <w:t xml:space="preserve">Time on task</w:t>
             </w:r>
           </w:p>
@@ -3336,9 +4514,13 @@
           <w:p>
             <w:pPr>
               <w:pStyle w:val="Compact"/>
-              <w:jc w:val="left"/>
-            </w:pPr>
-            <w:r>
+              <w:spacing w:before="20" w:after="20"/>
+              <w:jc w:val="left"/>
+            </w:pPr>
+            <w:r>
+              <w:rPr>
+                <w:sz w:val="18"/>
+              </w:rPr>
               <w:t xml:space="preserve">Renew (C1) median ≤ 60 s</w:t>
             </w:r>
           </w:p>
@@ -3348,9 +4530,13 @@
           <w:p>
             <w:pPr>
               <w:pStyle w:val="Compact"/>
-              <w:jc w:val="left"/>
-            </w:pPr>
-            <w:r>
+              <w:spacing w:before="20" w:after="20"/>
+              <w:jc w:val="left"/>
+            </w:pPr>
+            <w:r>
+              <w:rPr>
+                <w:sz w:val="18"/>
+              </w:rPr>
               <w:t xml:space="preserve">Claim → outcome ≤ 4 min excluding call time</w:t>
             </w:r>
           </w:p>
@@ -3360,9 +4546,13 @@
           <w:p>
             <w:pPr>
               <w:pStyle w:val="Compact"/>
-              <w:jc w:val="left"/>
-            </w:pPr>
-            <w:r>
+              <w:spacing w:before="20" w:after="20"/>
+              <w:jc w:val="left"/>
+            </w:pPr>
+            <w:r>
+              <w:rPr>
+                <w:sz w:val="18"/>
+              </w:rPr>
               <w:t xml:space="preserve">Rule change draft → submit ≤ 10 min</w:t>
             </w:r>
           </w:p>
@@ -3374,9 +4564,13 @@
           <w:p>
             <w:pPr>
               <w:pStyle w:val="Compact"/>
-              <w:jc w:val="left"/>
-            </w:pPr>
-            <w:r>
+              <w:spacing w:before="20" w:after="20"/>
+              <w:jc w:val="left"/>
+            </w:pPr>
+            <w:r>
+              <w:rPr>
+                <w:sz w:val="18"/>
+              </w:rPr>
               <w:t xml:space="preserve">Taps / clicks</w:t>
             </w:r>
           </w:p>
@@ -3386,9 +4580,13 @@
           <w:p>
             <w:pPr>
               <w:pStyle w:val="Compact"/>
-              <w:jc w:val="left"/>
-            </w:pPr>
-            <w:r>
+              <w:spacing w:before="20" w:after="20"/>
+              <w:jc w:val="left"/>
+            </w:pPr>
+            <w:r>
+              <w:rPr>
+                <w:sz w:val="18"/>
+              </w:rPr>
               <w:t xml:space="preserve">Renew ≤ 3</w:t>
             </w:r>
           </w:p>
@@ -3398,9 +4596,13 @@
           <w:p>
             <w:pPr>
               <w:pStyle w:val="Compact"/>
-              <w:jc w:val="left"/>
-            </w:pPr>
-            <w:r>
+              <w:spacing w:before="20" w:after="20"/>
+              <w:jc w:val="left"/>
+            </w:pPr>
+            <w:r>
+              <w:rPr>
+                <w:sz w:val="18"/>
+              </w:rPr>
               <w:t xml:space="preserve">Claim → outcome ≤ 6</w:t>
             </w:r>
           </w:p>
@@ -3410,9 +4612,13 @@
           <w:p>
             <w:pPr>
               <w:pStyle w:val="Compact"/>
-              <w:jc w:val="left"/>
-            </w:pPr>
-            <w:r>
+              <w:spacing w:before="20" w:after="20"/>
+              <w:jc w:val="left"/>
+            </w:pPr>
+            <w:r>
+              <w:rPr>
+                <w:sz w:val="18"/>
+              </w:rPr>
               <w:t xml:space="preserve">—</w:t>
             </w:r>
           </w:p>
@@ -3424,9 +4630,13 @@
           <w:p>
             <w:pPr>
               <w:pStyle w:val="Compact"/>
-              <w:jc w:val="left"/>
-            </w:pPr>
-            <w:r>
+              <w:spacing w:before="20" w:after="20"/>
+              <w:jc w:val="left"/>
+            </w:pPr>
+            <w:r>
+              <w:rPr>
+                <w:sz w:val="18"/>
+              </w:rPr>
               <w:t xml:space="preserve">Error rate</w:t>
             </w:r>
           </w:p>
@@ -3436,9 +4646,13 @@
           <w:p>
             <w:pPr>
               <w:pStyle w:val="Compact"/>
-              <w:jc w:val="left"/>
-            </w:pPr>
-            <w:r>
+              <w:spacing w:before="20" w:after="20"/>
+              <w:jc w:val="left"/>
+            </w:pPr>
+            <w:r>
+              <w:rPr>
+                <w:sz w:val="18"/>
+              </w:rPr>
               <w:t xml:space="preserve">≤ 1 non-critical error per task. 0 critical errors (wrong purchase, wrong customer).</w:t>
             </w:r>
           </w:p>
@@ -3448,9 +4662,13 @@
           <w:p>
             <w:pPr>
               <w:pStyle w:val="Compact"/>
-              <w:jc w:val="left"/>
-            </w:pPr>
-            <w:r>
+              <w:spacing w:before="20" w:after="20"/>
+              <w:jc w:val="left"/>
+            </w:pPr>
+            <w:r>
+              <w:rPr>
+                <w:sz w:val="18"/>
+              </w:rPr>
               <w:t xml:space="preserve">Same</w:t>
             </w:r>
           </w:p>
@@ -3460,9 +4678,13 @@
           <w:p>
             <w:pPr>
               <w:pStyle w:val="Compact"/>
-              <w:jc w:val="left"/>
-            </w:pPr>
-            <w:r>
+              <w:spacing w:before="20" w:after="20"/>
+              <w:jc w:val="left"/>
+            </w:pPr>
+            <w:r>
+              <w:rPr>
+                <w:sz w:val="18"/>
+              </w:rPr>
               <w:t xml:space="preserve">Same</w:t>
             </w:r>
           </w:p>
@@ -3474,9 +4696,13 @@
           <w:p>
             <w:pPr>
               <w:pStyle w:val="Compact"/>
-              <w:jc w:val="left"/>
-            </w:pPr>
-            <w:r>
+              <w:spacing w:before="20" w:after="20"/>
+              <w:jc w:val="left"/>
+            </w:pPr>
+            <w:r>
+              <w:rPr>
+                <w:sz w:val="18"/>
+              </w:rPr>
               <w:t xml:space="preserve">SEQ (1–7)</w:t>
             </w:r>
           </w:p>
@@ -3486,9 +4712,13 @@
           <w:p>
             <w:pPr>
               <w:pStyle w:val="Compact"/>
-              <w:jc w:val="left"/>
-            </w:pPr>
-            <w:r>
+              <w:spacing w:before="20" w:after="20"/>
+              <w:jc w:val="left"/>
+            </w:pPr>
+            <w:r>
+              <w:rPr>
+                <w:sz w:val="18"/>
+              </w:rPr>
               <w:t xml:space="preserve">≥ 5.5 average</w:t>
             </w:r>
           </w:p>
@@ -3498,9 +4728,13 @@
           <w:p>
             <w:pPr>
               <w:pStyle w:val="Compact"/>
-              <w:jc w:val="left"/>
-            </w:pPr>
-            <w:r>
+              <w:spacing w:before="20" w:after="20"/>
+              <w:jc w:val="left"/>
+            </w:pPr>
+            <w:r>
+              <w:rPr>
+                <w:sz w:val="18"/>
+              </w:rPr>
               <w:t xml:space="preserve">≥ 5.5</w:t>
             </w:r>
           </w:p>
@@ -3510,9 +4744,13 @@
           <w:p>
             <w:pPr>
               <w:pStyle w:val="Compact"/>
-              <w:jc w:val="left"/>
-            </w:pPr>
-            <w:r>
+              <w:spacing w:before="20" w:after="20"/>
+              <w:jc w:val="left"/>
+            </w:pPr>
+            <w:r>
+              <w:rPr>
+                <w:sz w:val="18"/>
+              </w:rPr>
               <w:t xml:space="preserve">≥ 5.0</w:t>
             </w:r>
           </w:p>
@@ -3520,13 +4758,19 @@
       </w:tr>
       <w:tr>
         <w:tc>
-          <w:tcPr/>
-          <w:p>
-            <w:pPr>
-              <w:pStyle w:val="Compact"/>
-              <w:jc w:val="left"/>
-            </w:pPr>
-            <w:r>
+          <w:tcPr>
+            <w:noWrap/>
+          </w:tcPr>
+          <w:p>
+            <w:pPr>
+              <w:pStyle w:val="Compact"/>
+              <w:spacing w:before="20" w:after="20"/>
+              <w:jc w:val="left"/>
+            </w:pPr>
+            <w:r>
+              <w:rPr>
+                <w:sz w:val="18"/>
+              </w:rPr>
               <w:t xml:space="preserve">SUS</w:t>
             </w:r>
           </w:p>
@@ -3536,9 +4780,13 @@
           <w:p>
             <w:pPr>
               <w:pStyle w:val="Compact"/>
-              <w:jc w:val="left"/>
-            </w:pPr>
-            <w:r>
+              <w:spacing w:before="20" w:after="20"/>
+              <w:jc w:val="left"/>
+            </w:pPr>
+            <w:r>
+              <w:rPr>
+                <w:sz w:val="18"/>
+              </w:rPr>
               <w:t xml:space="preserve">≥ 75 (R2), ≥ 80 (R3)</w:t>
             </w:r>
           </w:p>
@@ -3548,9 +4796,13 @@
           <w:p>
             <w:pPr>
               <w:pStyle w:val="Compact"/>
-              <w:jc w:val="left"/>
-            </w:pPr>
-            <w:r>
+              <w:spacing w:before="20" w:after="20"/>
+              <w:jc w:val="left"/>
+            </w:pPr>
+            <w:r>
+              <w:rPr>
+                <w:sz w:val="18"/>
+              </w:rPr>
               <w:t xml:space="preserve">≥ 70 (R2), ≥ 75 (R3)</w:t>
             </w:r>
           </w:p>
@@ -3560,9 +4812,13 @@
           <w:p>
             <w:pPr>
               <w:pStyle w:val="Compact"/>
-              <w:jc w:val="left"/>
-            </w:pPr>
-            <w:r>
+              <w:spacing w:before="20" w:after="20"/>
+              <w:jc w:val="left"/>
+            </w:pPr>
+            <w:r>
+              <w:rPr>
+                <w:sz w:val="18"/>
+              </w:rPr>
               <w:t xml:space="preserve">≥ 70</w:t>
             </w:r>
           </w:p>
@@ -3574,9 +4830,13 @@
           <w:p>
             <w:pPr>
               <w:pStyle w:val="Compact"/>
-              <w:jc w:val="left"/>
-            </w:pPr>
-            <w:r>
+              <w:spacing w:before="20" w:after="20"/>
+              <w:jc w:val="left"/>
+            </w:pPr>
+            <w:r>
+              <w:rPr>
+                <w:sz w:val="18"/>
+              </w:rPr>
               <w:t xml:space="preserve">Comprehension: "same price everywhere"</w:t>
             </w:r>
           </w:p>
@@ -3586,9 +4846,13 @@
           <w:p>
             <w:pPr>
               <w:pStyle w:val="Compact"/>
-              <w:jc w:val="left"/>
-            </w:pPr>
-            <w:r>
+              <w:spacing w:before="20" w:after="20"/>
+              <w:jc w:val="left"/>
+            </w:pPr>
+            <w:r>
+              <w:rPr>
+                <w:sz w:val="18"/>
+              </w:rPr>
               <w:t xml:space="preserve">≥ 80 %</w:t>
             </w:r>
           </w:p>
@@ -3598,9 +4862,13 @@
           <w:p>
             <w:pPr>
               <w:pStyle w:val="Compact"/>
-              <w:jc w:val="left"/>
-            </w:pPr>
-            <w:r>
+              <w:spacing w:before="20" w:after="20"/>
+              <w:jc w:val="left"/>
+            </w:pPr>
+            <w:r>
+              <w:rPr>
+                <w:sz w:val="18"/>
+              </w:rPr>
               <w:t xml:space="preserve">≥ 95 % (agents)</w:t>
             </w:r>
           </w:p>
@@ -3610,9 +4878,13 @@
           <w:p>
             <w:pPr>
               <w:pStyle w:val="Compact"/>
-              <w:jc w:val="left"/>
-            </w:pPr>
-            <w:r>
+              <w:spacing w:before="20" w:after="20"/>
+              <w:jc w:val="left"/>
+            </w:pPr>
+            <w:r>
+              <w:rPr>
+                <w:sz w:val="18"/>
+              </w:rPr>
               <w:t xml:space="preserve">—</w:t>
             </w:r>
           </w:p>
@@ -3624,9 +4896,13 @@
           <w:p>
             <w:pPr>
               <w:pStyle w:val="Compact"/>
-              <w:jc w:val="left"/>
-            </w:pPr>
-            <w:r>
+              <w:spacing w:before="20" w:after="20"/>
+              <w:jc w:val="left"/>
+            </w:pPr>
+            <w:r>
+              <w:rPr>
+                <w:sz w:val="18"/>
+              </w:rPr>
               <w:t xml:space="preserve">Trust rating ("I trust this is really VETC/TASCO", 1–5)</w:t>
             </w:r>
           </w:p>
@@ -3636,9 +4912,13 @@
           <w:p>
             <w:pPr>
               <w:pStyle w:val="Compact"/>
-              <w:jc w:val="left"/>
-            </w:pPr>
-            <w:r>
+              <w:spacing w:before="20" w:after="20"/>
+              <w:jc w:val="left"/>
+            </w:pPr>
+            <w:r>
+              <w:rPr>
+                <w:sz w:val="18"/>
+              </w:rPr>
               <w:t xml:space="preserve">≥ 4.2</w:t>
             </w:r>
           </w:p>
@@ -3648,9 +4928,13 @@
           <w:p>
             <w:pPr>
               <w:pStyle w:val="Compact"/>
-              <w:jc w:val="left"/>
-            </w:pPr>
-            <w:r>
+              <w:spacing w:before="20" w:after="20"/>
+              <w:jc w:val="left"/>
+            </w:pPr>
+            <w:r>
+              <w:rPr>
+                <w:sz w:val="18"/>
+              </w:rPr>
               <w:t xml:space="preserve">—</w:t>
             </w:r>
           </w:p>
@@ -3660,9 +4944,13 @@
           <w:p>
             <w:pPr>
               <w:pStyle w:val="Compact"/>
-              <w:jc w:val="left"/>
-            </w:pPr>
-            <w:r>
+              <w:spacing w:before="20" w:after="20"/>
+              <w:jc w:val="left"/>
+            </w:pPr>
+            <w:r>
+              <w:rPr>
+                <w:sz w:val="18"/>
+              </w:rPr>
               <w:t xml:space="preserve">—</w:t>
             </w:r>
           </w:p>
@@ -3674,9 +4962,13 @@
           <w:p>
             <w:pPr>
               <w:pStyle w:val="Compact"/>
-              <w:jc w:val="left"/>
-            </w:pPr>
-            <w:r>
+              <w:spacing w:before="20" w:after="20"/>
+              <w:jc w:val="left"/>
+            </w:pPr>
+            <w:r>
+              <w:rPr>
+                <w:sz w:val="18"/>
+              </w:rPr>
               <w:t xml:space="preserve">Accessibility participants core task success</w:t>
             </w:r>
           </w:p>
@@ -3686,9 +4978,13 @@
           <w:p>
             <w:pPr>
               <w:pStyle w:val="Compact"/>
-              <w:jc w:val="left"/>
-            </w:pPr>
-            <w:r>
+              <w:spacing w:before="20" w:after="20"/>
+              <w:jc w:val="left"/>
+            </w:pPr>
+            <w:r>
+              <w:rPr>
+                <w:sz w:val="18"/>
+              </w:rPr>
               <w:t xml:space="preserve">≥ 80 %</w:t>
             </w:r>
           </w:p>
@@ -3698,9 +4994,13 @@
           <w:p>
             <w:pPr>
               <w:pStyle w:val="Compact"/>
-              <w:jc w:val="left"/>
-            </w:pPr>
-            <w:r>
+              <w:spacing w:before="20" w:after="20"/>
+              <w:jc w:val="left"/>
+            </w:pPr>
+            <w:r>
+              <w:rPr>
+                <w:sz w:val="18"/>
+              </w:rPr>
               <w:t xml:space="preserve">≥ 80 %</w:t>
             </w:r>
           </w:p>
@@ -3710,9 +5010,13 @@
           <w:p>
             <w:pPr>
               <w:pStyle w:val="Compact"/>
-              <w:jc w:val="left"/>
-            </w:pPr>
-            <w:r>
+              <w:spacing w:before="20" w:after="20"/>
+              <w:jc w:val="left"/>
+            </w:pPr>
+            <w:r>
+              <w:rPr>
+                <w:sz w:val="18"/>
+              </w:rPr>
               <w:t xml:space="preserve">—</w:t>
             </w:r>
           </w:p>
@@ -3755,12 +5059,14 @@
           <w:p>
             <w:pPr>
               <w:pStyle w:val="Compact"/>
+              <w:spacing w:before="20" w:after="20"/>
               <w:jc w:val="left"/>
             </w:pPr>
             <w:r>
               <w:rPr>
                 <w:b/>
                 <w:color w:val="FFFFFF"/>
+                <w:sz w:val="18"/>
               </w:rPr>
               <w:t xml:space="preserve">Severity</w:t>
             </w:r>
@@ -3773,12 +5079,14 @@
           <w:p>
             <w:pPr>
               <w:pStyle w:val="Compact"/>
+              <w:spacing w:before="20" w:after="20"/>
               <w:jc w:val="left"/>
             </w:pPr>
             <w:r>
               <w:rPr>
                 <w:b/>
                 <w:color w:val="FFFFFF"/>
+                <w:sz w:val="18"/>
               </w:rPr>
               <w:t xml:space="preserve">Definition</w:t>
             </w:r>
@@ -3791,12 +5099,14 @@
           <w:p>
             <w:pPr>
               <w:pStyle w:val="Compact"/>
+              <w:spacing w:before="20" w:after="20"/>
               <w:jc w:val="left"/>
             </w:pPr>
             <w:r>
               <w:rPr>
                 <w:b/>
                 <w:color w:val="FFFFFF"/>
+                <w:sz w:val="18"/>
               </w:rPr>
               <w:t xml:space="preserve">Action</w:t>
             </w:r>
@@ -3809,9 +5119,13 @@
           <w:p>
             <w:pPr>
               <w:pStyle w:val="Compact"/>
-              <w:jc w:val="left"/>
-            </w:pPr>
-            <w:r>
+              <w:spacing w:before="20" w:after="20"/>
+              <w:jc w:val="left"/>
+            </w:pPr>
+            <w:r>
+              <w:rPr>
+                <w:sz w:val="18"/>
+              </w:rPr>
               <w:t xml:space="preserve">S1 Critical</w:t>
             </w:r>
           </w:p>
@@ -3821,9 +5135,13 @@
           <w:p>
             <w:pPr>
               <w:pStyle w:val="Compact"/>
-              <w:jc w:val="left"/>
-            </w:pPr>
-            <w:r>
+              <w:spacing w:before="20" w:after="20"/>
+              <w:jc w:val="left"/>
+            </w:pPr>
+            <w:r>
+              <w:rPr>
+                <w:sz w:val="18"/>
+              </w:rPr>
               <w:t xml:space="preserve">Prevents task completion or causes a wrong financial or privacy outcome</w:t>
             </w:r>
           </w:p>
@@ -3833,9 +5151,13 @@
           <w:p>
             <w:pPr>
               <w:pStyle w:val="Compact"/>
-              <w:jc w:val="left"/>
-            </w:pPr>
-            <w:r>
+              <w:spacing w:before="20" w:after="20"/>
+              <w:jc w:val="left"/>
+            </w:pPr>
+            <w:r>
+              <w:rPr>
+                <w:sz w:val="18"/>
+              </w:rPr>
               <w:t xml:space="preserve">Fix before the next release. Blocks G3.</w:t>
             </w:r>
           </w:p>
@@ -3847,9 +5169,13 @@
           <w:p>
             <w:pPr>
               <w:pStyle w:val="Compact"/>
-              <w:jc w:val="left"/>
-            </w:pPr>
-            <w:r>
+              <w:spacing w:before="20" w:after="20"/>
+              <w:jc w:val="left"/>
+            </w:pPr>
+            <w:r>
+              <w:rPr>
+                <w:sz w:val="18"/>
+              </w:rPr>
               <w:t xml:space="preserve">S2 Major</w:t>
             </w:r>
           </w:p>
@@ -3859,9 +5185,13 @@
           <w:p>
             <w:pPr>
               <w:pStyle w:val="Compact"/>
-              <w:jc w:val="left"/>
-            </w:pPr>
-            <w:r>
+              <w:spacing w:before="20" w:after="20"/>
+              <w:jc w:val="left"/>
+            </w:pPr>
+            <w:r>
+              <w:rPr>
+                <w:sz w:val="18"/>
+              </w:rPr>
               <w:t xml:space="preserve">Significant delay or frustration; most users recover</w:t>
             </w:r>
           </w:p>
@@ -3871,9 +5201,13 @@
           <w:p>
             <w:pPr>
               <w:pStyle w:val="Compact"/>
-              <w:jc w:val="left"/>
-            </w:pPr>
-            <w:r>
+              <w:spacing w:before="20" w:after="20"/>
+              <w:jc w:val="left"/>
+            </w:pPr>
+            <w:r>
+              <w:rPr>
+                <w:sz w:val="18"/>
+              </w:rPr>
               <w:t xml:space="preserve">Fix within the current or next sprint</w:t>
             </w:r>
           </w:p>
@@ -3885,9 +5219,13 @@
           <w:p>
             <w:pPr>
               <w:pStyle w:val="Compact"/>
-              <w:jc w:val="left"/>
-            </w:pPr>
-            <w:r>
+              <w:spacing w:before="20" w:after="20"/>
+              <w:jc w:val="left"/>
+            </w:pPr>
+            <w:r>
+              <w:rPr>
+                <w:sz w:val="18"/>
+              </w:rPr>
               <w:t xml:space="preserve">S3 Minor</w:t>
             </w:r>
           </w:p>
@@ -3897,9 +5235,13 @@
           <w:p>
             <w:pPr>
               <w:pStyle w:val="Compact"/>
-              <w:jc w:val="left"/>
-            </w:pPr>
-            <w:r>
+              <w:spacing w:before="20" w:after="20"/>
+              <w:jc w:val="left"/>
+            </w:pPr>
+            <w:r>
+              <w:rPr>
+                <w:sz w:val="18"/>
+              </w:rPr>
               <w:t xml:space="preserve">Small irritation or cosmetic issue</w:t>
             </w:r>
           </w:p>
@@ -3909,9 +5251,13 @@
           <w:p>
             <w:pPr>
               <w:pStyle w:val="Compact"/>
-              <w:jc w:val="left"/>
-            </w:pPr>
-            <w:r>
+              <w:spacing w:before="20" w:after="20"/>
+              <w:jc w:val="left"/>
+            </w:pPr>
+            <w:r>
+              <w:rPr>
+                <w:sz w:val="18"/>
+              </w:rPr>
               <w:t xml:space="preserve">Backlog, prioritised by frequency</w:t>
             </w:r>
           </w:p>
@@ -3923,9 +5269,13 @@
           <w:p>
             <w:pPr>
               <w:pStyle w:val="Compact"/>
-              <w:jc w:val="left"/>
-            </w:pPr>
-            <w:r>
+              <w:spacing w:before="20" w:after="20"/>
+              <w:jc w:val="left"/>
+            </w:pPr>
+            <w:r>
+              <w:rPr>
+                <w:sz w:val="18"/>
+              </w:rPr>
               <w:t xml:space="preserve">S4 Suggestion</w:t>
             </w:r>
           </w:p>
@@ -3935,9 +5285,13 @@
           <w:p>
             <w:pPr>
               <w:pStyle w:val="Compact"/>
-              <w:jc w:val="left"/>
-            </w:pPr>
-            <w:r>
+              <w:spacing w:before="20" w:after="20"/>
+              <w:jc w:val="left"/>
+            </w:pPr>
+            <w:r>
+              <w:rPr>
+                <w:sz w:val="18"/>
+              </w:rPr>
               <w:t xml:space="preserve">Enhancement idea</w:t>
             </w:r>
           </w:p>
@@ -3947,9 +5301,13 @@
           <w:p>
             <w:pPr>
               <w:pStyle w:val="Compact"/>
-              <w:jc w:val="left"/>
-            </w:pPr>
-            <w:r>
+              <w:spacing w:before="20" w:after="20"/>
+              <w:jc w:val="left"/>
+            </w:pPr>
+            <w:r>
+              <w:rPr>
+                <w:sz w:val="18"/>
+              </w:rPr>
               <w:t xml:space="preserve">Product backlog</w:t>
             </w:r>
           </w:p>
@@ -3980,7 +5338,7 @@
       <w:r>
         <w:drawing>
           <wp:inline>
-            <wp:extent cx="6119999" cy="555956"/>
+            <wp:extent cx="6119999" cy="537685"/>
             <wp:effectExtent b="0" l="0" r="0" t="0"/>
             <wp:docPr descr="" title="" id="30" name="Picture"/>
             <a:graphic>
@@ -4001,7 +5359,7 @@
                   <pic:spPr bwMode="auto">
                     <a:xfrm>
                       <a:off x="0" y="0"/>
-                      <a:ext cx="6119999" cy="555956"/>
+                      <a:ext cx="6119999" cy="537685"/>
                     </a:xfrm>
                     <a:prstGeom prst="rect">
                       <a:avLst/>
@@ -4172,12 +5530,14 @@
           <w:p>
             <w:pPr>
               <w:pStyle w:val="Compact"/>
+              <w:spacing w:before="20" w:after="20"/>
               <w:jc w:val="left"/>
             </w:pPr>
             <w:r>
               <w:rPr>
                 <w:b/>
                 <w:color w:val="FFFFFF"/>
+                <w:sz w:val="18"/>
               </w:rPr>
               <w:t xml:space="preserve">Round</w:t>
             </w:r>
@@ -4190,12 +5550,14 @@
           <w:p>
             <w:pPr>
               <w:pStyle w:val="Compact"/>
+              <w:spacing w:before="20" w:after="20"/>
               <w:jc w:val="left"/>
             </w:pPr>
             <w:r>
               <w:rPr>
                 <w:b/>
                 <w:color w:val="FFFFFF"/>
+                <w:sz w:val="18"/>
               </w:rPr>
               <w:t xml:space="preserve">When</w:t>
             </w:r>
@@ -4208,12 +5570,14 @@
           <w:p>
             <w:pPr>
               <w:pStyle w:val="Compact"/>
+              <w:spacing w:before="20" w:after="20"/>
               <w:jc w:val="left"/>
             </w:pPr>
             <w:r>
               <w:rPr>
                 <w:b/>
                 <w:color w:val="FFFFFF"/>
+                <w:sz w:val="18"/>
               </w:rPr>
               <w:t xml:space="preserve">Sessions</w:t>
             </w:r>
@@ -4226,12 +5590,14 @@
           <w:p>
             <w:pPr>
               <w:pStyle w:val="Compact"/>
+              <w:spacing w:before="20" w:after="20"/>
               <w:jc w:val="left"/>
             </w:pPr>
             <w:r>
               <w:rPr>
                 <w:b/>
                 <w:color w:val="FFFFFF"/>
+                <w:sz w:val="18"/>
               </w:rPr>
               <w:t xml:space="preserve">Deliverable</w:t>
             </w:r>
@@ -4240,13 +5606,19 @@
       </w:tr>
       <w:tr>
         <w:tc>
-          <w:tcPr/>
-          <w:p>
-            <w:pPr>
-              <w:pStyle w:val="Compact"/>
-              <w:jc w:val="left"/>
-            </w:pPr>
-            <w:r>
+          <w:tcPr>
+            <w:noWrap/>
+          </w:tcPr>
+          <w:p>
+            <w:pPr>
+              <w:pStyle w:val="Compact"/>
+              <w:spacing w:before="20" w:after="20"/>
+              <w:jc w:val="left"/>
+            </w:pPr>
+            <w:r>
+              <w:rPr>
+                <w:sz w:val="18"/>
+              </w:rPr>
               <w:t xml:space="preserve">R0</w:t>
             </w:r>
           </w:p>
@@ -4256,9 +5628,13 @@
           <w:p>
             <w:pPr>
               <w:pStyle w:val="Compact"/>
-              <w:jc w:val="left"/>
-            </w:pPr>
-            <w:r>
+              <w:spacing w:before="20" w:after="20"/>
+              <w:jc w:val="left"/>
+            </w:pPr>
+            <w:r>
+              <w:rPr>
+                <w:sz w:val="18"/>
+              </w:rPr>
               <w:t xml:space="preserve">Discovery wk 2</w:t>
             </w:r>
           </w:p>
@@ -4268,9 +5644,13 @@
           <w:p>
             <w:pPr>
               <w:pStyle w:val="Compact"/>
-              <w:jc w:val="left"/>
-            </w:pPr>
-            <w:r>
+              <w:spacing w:before="20" w:after="20"/>
+              <w:jc w:val="left"/>
+            </w:pPr>
+            <w:r>
+              <w:rPr>
+                <w:sz w:val="18"/>
+              </w:rPr>
               <w:t xml:space="preserve">8 customers, 6 agents (clickable prototype), tree test 20 staff</w:t>
             </w:r>
           </w:p>
@@ -4280,9 +5660,13 @@
           <w:p>
             <w:pPr>
               <w:pStyle w:val="Compact"/>
-              <w:jc w:val="left"/>
-            </w:pPr>
-            <w:r>
+              <w:spacing w:before="20" w:after="20"/>
+              <w:jc w:val="left"/>
+            </w:pPr>
+            <w:r>
+              <w:rPr>
+                <w:sz w:val="18"/>
+              </w:rPr>
               <w:t xml:space="preserve">Prototype findings, IA decisions (G1 input)</w:t>
             </w:r>
           </w:p>
@@ -4290,13 +5674,19 @@
       </w:tr>
       <w:tr>
         <w:tc>
-          <w:tcPr/>
-          <w:p>
-            <w:pPr>
-              <w:pStyle w:val="Compact"/>
-              <w:jc w:val="left"/>
-            </w:pPr>
-            <w:r>
+          <w:tcPr>
+            <w:noWrap/>
+          </w:tcPr>
+          <w:p>
+            <w:pPr>
+              <w:pStyle w:val="Compact"/>
+              <w:spacing w:before="20" w:after="20"/>
+              <w:jc w:val="left"/>
+            </w:pPr>
+            <w:r>
+              <w:rPr>
+                <w:sz w:val="18"/>
+              </w:rPr>
               <w:t xml:space="preserve">R1</w:t>
             </w:r>
           </w:p>
@@ -4306,9 +5696,13 @@
           <w:p>
             <w:pPr>
               <w:pStyle w:val="Compact"/>
-              <w:jc w:val="left"/>
-            </w:pPr>
-            <w:r>
+              <w:spacing w:before="20" w:after="20"/>
+              <w:jc w:val="left"/>
+            </w:pPr>
+            <w:r>
+              <w:rPr>
+                <w:sz w:val="18"/>
+              </w:rPr>
               <w:t xml:space="preserve">Sprint 3 (end)</w:t>
             </w:r>
           </w:p>
@@ -4318,9 +5712,13 @@
           <w:p>
             <w:pPr>
               <w:pStyle w:val="Compact"/>
-              <w:jc w:val="left"/>
-            </w:pPr>
-            <w:r>
+              <w:spacing w:before="20" w:after="20"/>
+              <w:jc w:val="left"/>
+            </w:pPr>
+            <w:r>
+              <w:rPr>
+                <w:sz w:val="18"/>
+              </w:rPr>
               <w:t xml:space="preserve">12 customers, 8 agents, 6 other roles</w:t>
             </w:r>
           </w:p>
@@ -4330,9 +5728,13 @@
           <w:p>
             <w:pPr>
               <w:pStyle w:val="Compact"/>
-              <w:jc w:val="left"/>
-            </w:pPr>
-            <w:r>
+              <w:spacing w:before="20" w:after="20"/>
+              <w:jc w:val="left"/>
+            </w:pPr>
+            <w:r>
+              <w:rPr>
+                <w:sz w:val="18"/>
+              </w:rPr>
               <w:t xml:space="preserve">MVP findings, first SUS</w:t>
             </w:r>
           </w:p>
@@ -4340,13 +5742,19 @@
       </w:tr>
       <w:tr>
         <w:tc>
-          <w:tcPr/>
-          <w:p>
-            <w:pPr>
-              <w:pStyle w:val="Compact"/>
-              <w:jc w:val="left"/>
-            </w:pPr>
-            <w:r>
+          <w:tcPr>
+            <w:noWrap/>
+          </w:tcPr>
+          <w:p>
+            <w:pPr>
+              <w:pStyle w:val="Compact"/>
+              <w:spacing w:before="20" w:after="20"/>
+              <w:jc w:val="left"/>
+            </w:pPr>
+            <w:r>
+              <w:rPr>
+                <w:sz w:val="18"/>
+              </w:rPr>
               <w:t xml:space="preserve">R2</w:t>
             </w:r>
           </w:p>
@@ -4356,9 +5764,13 @@
           <w:p>
             <w:pPr>
               <w:pStyle w:val="Compact"/>
-              <w:jc w:val="left"/>
-            </w:pPr>
-            <w:r>
+              <w:spacing w:before="20" w:after="20"/>
+              <w:jc w:val="left"/>
+            </w:pPr>
+            <w:r>
+              <w:rPr>
+                <w:sz w:val="18"/>
+              </w:rPr>
               <w:t xml:space="preserve">UAT wk T2</w:t>
             </w:r>
           </w:p>
@@ -4368,9 +5780,13 @@
           <w:p>
             <w:pPr>
               <w:pStyle w:val="Compact"/>
-              <w:jc w:val="left"/>
-            </w:pPr>
-            <w:r>
+              <w:spacing w:before="20" w:after="20"/>
+              <w:jc w:val="left"/>
+            </w:pPr>
+            <w:r>
+              <w:rPr>
+                <w:sz w:val="18"/>
+              </w:rPr>
               <w:t xml:space="preserve">18 customers incl. accessibility, 10 agents, 10 other roles</w:t>
             </w:r>
           </w:p>
@@ -4380,9 +5796,13 @@
           <w:p>
             <w:pPr>
               <w:pStyle w:val="Compact"/>
-              <w:jc w:val="left"/>
-            </w:pPr>
-            <w:r>
+              <w:spacing w:before="20" w:after="20"/>
+              <w:jc w:val="left"/>
+            </w:pPr>
+            <w:r>
+              <w:rPr>
+                <w:sz w:val="18"/>
+              </w:rPr>
               <w:t xml:space="preserve">Benchmark report (G3 input)</w:t>
             </w:r>
           </w:p>
@@ -4390,13 +5810,19 @@
       </w:tr>
       <w:tr>
         <w:tc>
-          <w:tcPr/>
-          <w:p>
-            <w:pPr>
-              <w:pStyle w:val="Compact"/>
-              <w:jc w:val="left"/>
-            </w:pPr>
-            <w:r>
+          <w:tcPr>
+            <w:noWrap/>
+          </w:tcPr>
+          <w:p>
+            <w:pPr>
+              <w:pStyle w:val="Compact"/>
+              <w:spacing w:before="20" w:after="20"/>
+              <w:jc w:val="left"/>
+            </w:pPr>
+            <w:r>
+              <w:rPr>
+                <w:sz w:val="18"/>
+              </w:rPr>
               <w:t xml:space="preserve">R3</w:t>
             </w:r>
           </w:p>
@@ -4406,9 +5832,13 @@
           <w:p>
             <w:pPr>
               <w:pStyle w:val="Compact"/>
-              <w:jc w:val="left"/>
-            </w:pPr>
-            <w:r>
+              <w:spacing w:before="20" w:after="20"/>
+              <w:jc w:val="left"/>
+            </w:pPr>
+            <w:r>
+              <w:rPr>
+                <w:sz w:val="18"/>
+              </w:rPr>
               <w:t xml:space="preserve">Pilot wk 2–3</w:t>
             </w:r>
           </w:p>
@@ -4418,9 +5848,13 @@
           <w:p>
             <w:pPr>
               <w:pStyle w:val="Compact"/>
-              <w:jc w:val="left"/>
-            </w:pPr>
-            <w:r>
+              <w:spacing w:before="20" w:after="20"/>
+              <w:jc w:val="left"/>
+            </w:pPr>
+            <w:r>
+              <w:rPr>
+                <w:sz w:val="18"/>
+              </w:rPr>
               <w:t xml:space="preserve">Field observation + analytics + A/B + SUS survey of all pilot users</w:t>
             </w:r>
           </w:p>
@@ -4430,9 +5864,13 @@
           <w:p>
             <w:pPr>
               <w:pStyle w:val="Compact"/>
-              <w:jc w:val="left"/>
-            </w:pPr>
-            <w:r>
+              <w:spacing w:before="20" w:after="20"/>
+              <w:jc w:val="left"/>
+            </w:pPr>
+            <w:r>
+              <w:rPr>
+                <w:sz w:val="18"/>
+              </w:rPr>
               <w:t xml:space="preserve">Pilot UX report (G4 input)</w:t>
             </w:r>
           </w:p>
@@ -4479,12 +5917,14 @@
           <w:p>
             <w:pPr>
               <w:pStyle w:val="Compact"/>
+              <w:spacing w:before="20" w:after="20"/>
               <w:jc w:val="left"/>
             </w:pPr>
             <w:r>
               <w:rPr>
                 <w:b/>
                 <w:color w:val="FFFFFF"/>
+                <w:sz w:val="18"/>
               </w:rPr>
               <w:t xml:space="preserve">Role</w:t>
             </w:r>
@@ -4497,12 +5937,14 @@
           <w:p>
             <w:pPr>
               <w:pStyle w:val="Compact"/>
+              <w:spacing w:before="20" w:after="20"/>
               <w:jc w:val="left"/>
             </w:pPr>
             <w:r>
               <w:rPr>
                 <w:b/>
                 <w:color w:val="FFFFFF"/>
+                <w:sz w:val="18"/>
               </w:rPr>
               <w:t xml:space="preserve">Responsibility</w:t>
             </w:r>
@@ -4515,9 +5957,13 @@
           <w:p>
             <w:pPr>
               <w:pStyle w:val="Compact"/>
-              <w:jc w:val="left"/>
-            </w:pPr>
-            <w:r>
+              <w:spacing w:before="20" w:after="20"/>
+              <w:jc w:val="left"/>
+            </w:pPr>
+            <w:r>
+              <w:rPr>
+                <w:sz w:val="18"/>
+              </w:rPr>
               <w:t xml:space="preserve">Moderator (UX researcher, Vietnamese native speaker)</w:t>
             </w:r>
           </w:p>
@@ -4527,9 +5973,13 @@
           <w:p>
             <w:pPr>
               <w:pStyle w:val="Compact"/>
-              <w:jc w:val="left"/>
-            </w:pPr>
-            <w:r>
+              <w:spacing w:before="20" w:after="20"/>
+              <w:jc w:val="left"/>
+            </w:pPr>
+            <w:r>
+              <w:rPr>
+                <w:sz w:val="18"/>
+              </w:rPr>
               <w:t xml:space="preserve">Runs the session, stays neutral</w:t>
             </w:r>
           </w:p>
@@ -4541,9 +5991,13 @@
           <w:p>
             <w:pPr>
               <w:pStyle w:val="Compact"/>
-              <w:jc w:val="left"/>
-            </w:pPr>
-            <w:r>
+              <w:spacing w:before="20" w:after="20"/>
+              <w:jc w:val="left"/>
+            </w:pPr>
+            <w:r>
+              <w:rPr>
+                <w:sz w:val="18"/>
+              </w:rPr>
               <w:t xml:space="preserve">Note-taker (BA)</w:t>
             </w:r>
           </w:p>
@@ -4553,9 +6007,13 @@
           <w:p>
             <w:pPr>
               <w:pStyle w:val="Compact"/>
-              <w:jc w:val="left"/>
-            </w:pPr>
-            <w:r>
+              <w:spacing w:before="20" w:after="20"/>
+              <w:jc w:val="left"/>
+            </w:pPr>
+            <w:r>
+              <w:rPr>
+                <w:sz w:val="18"/>
+              </w:rPr>
               <w:t xml:space="preserve">Records observations, timings and errors in the template</w:t>
             </w:r>
           </w:p>
@@ -4567,9 +6025,13 @@
           <w:p>
             <w:pPr>
               <w:pStyle w:val="Compact"/>
-              <w:jc w:val="left"/>
-            </w:pPr>
-            <w:r>
+              <w:spacing w:before="20" w:after="20"/>
+              <w:jc w:val="left"/>
+            </w:pPr>
+            <w:r>
+              <w:rPr>
+                <w:sz w:val="18"/>
+              </w:rPr>
               <w:t xml:space="preserve">Observer (PO, engineers, VETC/TASCO stakeholders)</w:t>
             </w:r>
           </w:p>
@@ -4579,9 +6041,13 @@
           <w:p>
             <w:pPr>
               <w:pStyle w:val="Compact"/>
-              <w:jc w:val="left"/>
-            </w:pPr>
-            <w:r>
+              <w:spacing w:before="20" w:after="20"/>
+              <w:jc w:val="left"/>
+            </w:pPr>
+            <w:r>
+              <w:rPr>
+                <w:sz w:val="18"/>
+              </w:rPr>
               <w:t xml:space="preserve">Watches remotely or in an observation room, does not interrupt, writes sticky notes</w:t>
             </w:r>
           </w:p>
@@ -4593,9 +6059,13 @@
           <w:p>
             <w:pPr>
               <w:pStyle w:val="Compact"/>
-              <w:jc w:val="left"/>
-            </w:pPr>
-            <w:r>
+              <w:spacing w:before="20" w:after="20"/>
+              <w:jc w:val="left"/>
+            </w:pPr>
+            <w:r>
+              <w:rPr>
+                <w:sz w:val="18"/>
+              </w:rPr>
               <w:t xml:space="preserve">Technical support</w:t>
             </w:r>
           </w:p>
@@ -4605,9 +6075,13 @@
           <w:p>
             <w:pPr>
               <w:pStyle w:val="Compact"/>
-              <w:jc w:val="left"/>
-            </w:pPr>
-            <w:r>
+              <w:spacing w:before="20" w:after="20"/>
+              <w:jc w:val="left"/>
+            </w:pPr>
+            <w:r>
+              <w:rPr>
+                <w:sz w:val="18"/>
+              </w:rPr>
               <w:t xml:space="preserve">Resets the sandbox, test phones and demo users between sessions</w:t>
             </w:r>
           </w:p>
@@ -4638,7 +6112,7 @@
     </w:pPr>
     <w:r>
       <w:rPr>
-        <w:rFonts w:ascii="Arial" w:hAnsi="Arial"/>
+        <w:rFonts w:ascii="Calibri" w:hAnsi="Calibri"/>
         <w:sz w:val="16"/>
       </w:rPr>
       <w:t xml:space="preserve">Prepared by iorta TechNXT · Confidential · Page </w:t>
@@ -4683,7 +6157,7 @@
     </w:pPr>
     <w:r>
       <w:rPr>
-        <w:rFonts w:ascii="Arial" w:hAnsi="Arial"/>
+        <w:rFonts w:ascii="Calibri" w:hAnsi="Calibri"/>
         <w:color w:val="213368"/>
         <w:sz w:val="16"/>
       </w:rPr>
@@ -4974,9 +6448,9 @@
     <w:name w:val="Normal"/>
     <w:qFormat/>
     <w:rPr>
-      <w:rFonts w:ascii="Arial" w:cs="Arial" w:eastAsia="Arial" w:hAnsi="Arial"/>
+      <w:rFonts w:ascii="Calibri" w:cs="Calibri" w:eastAsia="Calibri" w:hAnsi="Calibri"/>
       <w:color w:val="121A33"/>
-      <w:sz w:val="21"/>
+      <w:sz w:val="22"/>
     </w:rPr>
   </w:style>
   <w:style w:styleId="BodyText" w:type="paragraph">
@@ -4988,9 +6462,9 @@
     </w:pPr>
     <w:qFormat/>
     <w:rPr>
-      <w:rFonts w:ascii="Arial" w:cs="Arial" w:eastAsia="Arial" w:hAnsi="Arial"/>
+      <w:rFonts w:ascii="Calibri" w:cs="Calibri" w:eastAsia="Calibri" w:hAnsi="Calibri"/>
       <w:color w:val="121A33"/>
-      <w:sz w:val="21"/>
+      <w:sz w:val="22"/>
     </w:rPr>
   </w:style>
   <w:style w:customStyle="1" w:styleId="FirstParagraph" w:type="paragraph">
@@ -4999,9 +6473,9 @@
     <w:next w:val="BodyText"/>
     <w:qFormat/>
     <w:rPr>
-      <w:rFonts w:ascii="Arial" w:cs="Arial" w:eastAsia="Arial" w:hAnsi="Arial"/>
+      <w:rFonts w:ascii="Calibri" w:cs="Calibri" w:eastAsia="Calibri" w:hAnsi="Calibri"/>
       <w:color w:val="121A33"/>
-      <w:sz w:val="21"/>
+      <w:sz w:val="22"/>
     </w:rPr>
   </w:style>
   <w:style w:customStyle="1" w:styleId="Compact" w:type="paragraph">
@@ -5012,9 +6486,9 @@
       <w:spacing w:after="36" w:before="36"/>
     </w:pPr>
     <w:rPr>
-      <w:rFonts w:ascii="Arial" w:cs="Arial" w:eastAsia="Arial" w:hAnsi="Arial"/>
+      <w:rFonts w:ascii="Calibri" w:cs="Calibri" w:eastAsia="Calibri" w:hAnsi="Calibri"/>
       <w:color w:val="121A33"/>
-      <w:sz w:val="21"/>
+      <w:sz w:val="22"/>
     </w:rPr>
   </w:style>
   <w:style w:styleId="Title" w:type="paragraph">
@@ -5029,11 +6503,11 @@
       <w:jc w:val="center"/>
     </w:pPr>
     <w:rPr>
-      <w:rFonts w:ascii="Arial" w:asciiTheme="majorHAnsi" w:cs="Arial" w:cstheme="majorBidi" w:eastAsia="Arial" w:eastAsiaTheme="majorEastAsia" w:hAnsi="Arial" w:hAnsiTheme="majorHAnsi"/>
+      <w:rFonts w:ascii="Calibri" w:asciiTheme="majorHAnsi" w:cs="Calibri" w:cstheme="majorBidi" w:eastAsia="Calibri" w:eastAsiaTheme="majorEastAsia" w:hAnsi="Calibri" w:hAnsiTheme="majorHAnsi"/>
       <w:b/>
       <w:bCs/>
       <w:color w:val="213368"/>
-      <w:sz w:val="48"/>
+      <w:sz w:val="52"/>
       <w:szCs w:val="36"/>
     </w:rPr>
   </w:style>
@@ -5049,7 +6523,7 @@
       <w:jc w:val="center"/>
     </w:pPr>
     <w:rPr>
-      <w:rFonts w:ascii="Arial" w:cs="Arial" w:eastAsia="Arial" w:hAnsi="Arial"/>
+      <w:rFonts w:ascii="Calibri" w:cs="Calibri" w:eastAsia="Calibri" w:hAnsi="Calibri"/>
       <w:b w:val="0"/>
       <w:color w:val="0B6B66"/>
       <w:sz w:val="26"/>
@@ -5318,9 +6792,9 @@
       <w:ind w:firstLine="0" w:left="480" w:right="480"/>
     </w:pPr>
     <w:rPr>
-      <w:rFonts w:ascii="Arial" w:cs="Arial" w:eastAsia="Arial" w:hAnsi="Arial"/>
+      <w:rFonts w:ascii="Calibri" w:cs="Calibri" w:eastAsia="Calibri" w:hAnsi="Calibri"/>
       <w:color w:val="121A33"/>
-      <w:sz w:val="21"/>
+      <w:sz w:val="22"/>
     </w:rPr>
   </w:style>
   <w:style w:styleId="FootnoteText" w:type="paragraph">
@@ -5343,7 +6817,7 @@
     <w:unhideWhenUsed/>
     <w:qFormat/>
     <w:rPr>
-      <w:rFonts w:ascii="Arial" w:cs="Arial" w:eastAsia="Arial" w:hAnsi="Arial"/>
+      <w:rFonts w:ascii="Calibri" w:cs="Calibri" w:eastAsia="Calibri" w:hAnsi="Calibri"/>
       <w:sz w:val="18"/>
     </w:rPr>
     <w:tblPr>
@@ -5439,7 +6913,8 @@
     <w:basedOn w:val="BodyTextChar"/>
     <w:rPr>
       <w:rFonts w:ascii="Consolas" w:cs="Consolas" w:eastAsia="Consolas" w:hAnsi="Consolas"/>
-      <w:sz w:val="17"/>
+      <w:color w:val="2A3A6E"/>
+      <w:sz w:val="18"/>
     </w:rPr>
   </w:style>
   <w:style w:customStyle="1" w:styleId="SectionNumber" w:type="character">
